--- a/CANONICAL_RENDERING_SPRINT.docx
+++ b/CANONICAL_RENDERING_SPRINT.docx
@@ -2,7 +2,7 @@
 <file path=word/document.xml><?xml version="1.0" encoding="utf-8"?>
 <w:document xmlns:w="http://schemas.openxmlformats.org/wordprocessingml/2006/main" xmlns:m="http://schemas.openxmlformats.org/officeDocument/2006/math" xmlns:r="http://schemas.openxmlformats.org/officeDocument/2006/relationships" xmlns:o="urn:schemas-microsoft-com:office:office" xmlns:v="urn:schemas-microsoft-com:vml" xmlns:w10="urn:schemas-microsoft-com:office:word" xmlns:a="http://schemas.openxmlformats.org/drawingml/2006/main" xmlns:pic="http://schemas.openxmlformats.org/drawingml/2006/picture" xmlns:wp="http://schemas.openxmlformats.org/drawingml/2006/wordprocessingDrawing">
   <w:body>
-    <w:bookmarkStart w:id="34" w:name="Xb25645d3ca76d093cef2b7f3cb41c52ce0a4c7d"/>
+    <w:bookmarkStart w:id="37" w:name="Xb25645d3ca76d093cef2b7f3cb41c52ce0a4c7d"/>
     <w:p>
       <w:pPr>
         <w:pStyle w:val="Heading1"/>
@@ -78,6 +78,41 @@
       </w:r>
       <w:r>
         <w:t xml:space="preserve">Ready for review — proven end-to-end on ONE capability (Sorting), zero regression elsewhere.</w:t>
+      </w:r>
+      <w:r>
+        <w:t xml:space="preserve"> </w:t>
+      </w:r>
+      <w:r>
+        <w:rPr>
+          <w:bCs/>
+          <w:b/>
+        </w:rPr>
+        <w:t xml:space="preserve">Revision:</w:t>
+      </w:r>
+      <w:r>
+        <w:t xml:space="preserve"> </w:t>
+      </w:r>
+      <w:r>
+        <w:t xml:space="preserve">Incorporates the PR #321 architecture review — the canonical graph is kept</w:t>
+      </w:r>
+      <w:r>
+        <w:t xml:space="preserve"> </w:t>
+      </w:r>
+      <w:r>
+        <w:rPr>
+          <w:bCs/>
+          <w:b/>
+        </w:rPr>
+        <w:t xml:space="preserve">language- and presentation-neutral</w:t>
+      </w:r>
+      <w:r>
+        <w:t xml:space="preserve">; wording is owned by renderers; ordering is a first-class</w:t>
+      </w:r>
+      <w:r>
+        <w:t xml:space="preserve"> </w:t>
+      </w:r>
+      <w:r>
+        <w:t xml:space="preserve">semantic assertion, not prose.</w:t>
       </w:r>
     </w:p>
     <w:p>
@@ -668,7 +703,7 @@
     </w:p>
     <w:bookmarkEnd w:id="20"/>
     <w:bookmarkEnd w:id="21"/>
-    <w:bookmarkStart w:id="25" w:name="X88eb00a4b261b627e652703237b897944750556"/>
+    <w:bookmarkStart w:id="26" w:name="X88eb00a4b261b627e652703237b897944750556"/>
     <w:p>
       <w:pPr>
         <w:pStyle w:val="Heading2"/>
@@ -856,33 +891,23 @@
         <w:t xml:space="preserve">”</w:t>
       </w:r>
       <w:r>
-        <w:t xml:space="preserve">), prefers authored human text when present, and</w:t>
-      </w:r>
-      <w:r>
-        <w:t xml:space="preserve"> </w:t>
-      </w:r>
-      <w:r>
-        <w:t xml:space="preserve">degrades deterministically otherwise. It fabricates no locators.</w:t>
+        <w:t xml:space="preserve">), derives every sentence from the semantic</w:t>
+      </w:r>
+      <w:r>
+        <w:t xml:space="preserve"> </w:t>
+      </w:r>
+      <w:r>
+        <w:t xml:space="preserve">fields, and fabricates no locators.</w:t>
       </w:r>
     </w:p>
     <w:bookmarkEnd w:id="22"/>
-    <w:bookmarkStart w:id="23" w:name="Xad323e8b95de4939b2667f06ab9e6ab3df09790"/>
+    <w:bookmarkStart w:id="23" w:name="X0fa8edace01dc4d0fff3160feac7d04fa4361e3"/>
     <w:p>
       <w:pPr>
         <w:pStyle w:val="Heading3"/>
       </w:pPr>
       <w:r>
-        <w:t xml:space="preserve">2.2 Completing the canonical object’s</w:t>
-      </w:r>
-      <w:r>
-        <w:t xml:space="preserve"> </w:t>
-      </w:r>
-      <w:r>
-        <w:rPr>
-          <w:iCs/>
-          <w:i/>
-        </w:rPr>
-        <w:t xml:space="preserve">human face</w:t>
+        <w:t xml:space="preserve">2.2 The canonical model stays presentation- and language-neutral</w:t>
       </w:r>
     </w:p>
     <w:p>
@@ -890,58 +915,7 @@
         <w:pStyle w:val="FirstParagraph"/>
       </w:pPr>
       <w:r>
-        <w:t xml:space="preserve">The FROZEN machine vocabulary could not, by itself, express a business outcome like</w:t>
-      </w:r>
-      <w:r>
-        <w:t xml:space="preserve"> </w:t>
-      </w:r>
-      <w:r>
-        <w:t xml:space="preserve">“</w:t>
-      </w:r>
-      <w:r>
-        <w:t xml:space="preserve">products</w:t>
-      </w:r>
-      <w:r>
-        <w:t xml:space="preserve"> </w:t>
-      </w:r>
-      <w:r>
-        <w:t xml:space="preserve">are in alphabetical order</w:t>
-      </w:r>
-      <w:r>
-        <w:t xml:space="preserve">”</w:t>
-      </w:r>
-      <w:r>
-        <w:t xml:space="preserve"> </w:t>
-      </w:r>
-      <w:r>
-        <w:t xml:space="preserve">— there is no</w:t>
-      </w:r>
-      <w:r>
-        <w:t xml:space="preserve"> </w:t>
-      </w:r>
-      <w:r>
-        <w:rPr>
-          <w:rStyle w:val="VerbatimChar"/>
-        </w:rPr>
-        <w:t xml:space="preserve">ordered</w:t>
-      </w:r>
-      <w:r>
-        <w:t xml:space="preserve"> </w:t>
-      </w:r>
-      <w:r>
-        <w:rPr>
-          <w:rStyle w:val="VerbatimChar"/>
-        </w:rPr>
-        <w:t xml:space="preserve">AssertionType</w:t>
-      </w:r>
-      <w:r>
-        <w:t xml:space="preserve">, and there never should be one</w:t>
-      </w:r>
-      <w:r>
-        <w:t xml:space="preserve"> </w:t>
-      </w:r>
-      <w:r>
-        <w:t xml:space="preserve">just for prose. Two</w:t>
+        <w:t xml:space="preserve">The graph owns</w:t>
       </w:r>
       <w:r>
         <w:t xml:space="preserve"> </w:t>
@@ -951,35 +925,29 @@
           <w:bCs/>
           <w:b/>
         </w:rPr>
-        <w:t xml:space="preserve">optional, additive</w:t>
-      </w:r>
-      <w:r>
-        <w:t xml:space="preserve"> </w:t>
-      </w:r>
-      <w:r>
-        <w:t xml:space="preserve">fields were added so the</w:t>
-      </w:r>
-      <w:r>
-        <w:t xml:space="preserve"> </w:t>
-      </w:r>
-      <w:r>
-        <w:rPr>
-          <w:iCs/>
-          <w:i/>
-        </w:rPr>
-        <w:t xml:space="preserve">single</w:t>
-      </w:r>
-      <w:r>
-        <w:t xml:space="preserve"> </w:t>
-      </w:r>
-      <w:r>
-        <w:t xml:space="preserve">canonical object can</w:t>
-      </w:r>
-      <w:r>
-        <w:t xml:space="preserve"> </w:t>
-      </w:r>
-      <w:r>
-        <w:t xml:space="preserve">carry both faces without a parallel model:</w:t>
+        <w:t xml:space="preserve">meaning</w:t>
+      </w:r>
+      <w:r>
+        <w:t xml:space="preserve">; renderers own</w:t>
+      </w:r>
+      <w:r>
+        <w:t xml:space="preserve"> </w:t>
+      </w:r>
+      <w:r>
+        <w:rPr>
+          <w:bCs/>
+          <w:b/>
+        </w:rPr>
+        <w:t xml:space="preserve">wording</w:t>
+      </w:r>
+      <w:r>
+        <w:t xml:space="preserve">. This is the architectural line the PR #321</w:t>
+      </w:r>
+      <w:r>
+        <w:t xml:space="preserve"> </w:t>
+      </w:r>
+      <w:r>
+        <w:t xml:space="preserve">review drew, and this revision holds it:</w:t>
       </w:r>
     </w:p>
     <w:p>
@@ -991,16 +959,62 @@
         <w:pStyle w:val="Compact"/>
       </w:pPr>
       <w:r>
-        <w:rPr>
-          <w:rStyle w:val="VerbatimChar"/>
-        </w:rPr>
-        <w:t xml:space="preserve">ScenarioAction.description?</w:t>
-      </w:r>
-      <w:r>
-        <w:t xml:space="preserve"> </w:t>
-      </w:r>
-      <w:r>
-        <w:t xml:space="preserve">— the human sentence for a step.</w:t>
+        <w:t xml:space="preserve">The canonical model carries</w:t>
+      </w:r>
+      <w:r>
+        <w:t xml:space="preserve"> </w:t>
+      </w:r>
+      <w:r>
+        <w:rPr>
+          <w:bCs/>
+          <w:b/>
+        </w:rPr>
+        <w:t xml:space="preserve">zero prose</w:t>
+      </w:r>
+      <w:r>
+        <w:t xml:space="preserve">. There is no</w:t>
+      </w:r>
+      <w:r>
+        <w:t xml:space="preserve"> </w:t>
+      </w:r>
+      <w:r>
+        <w:rPr>
+          <w:rStyle w:val="VerbatimChar"/>
+        </w:rPr>
+        <w:t xml:space="preserve">ScenarioAction.description</w:t>
+      </w:r>
+      <w:r>
+        <w:t xml:space="preserve"> </w:t>
+      </w:r>
+      <w:r>
+        <w:t xml:space="preserve">and no</w:t>
+      </w:r>
+      <w:r>
+        <w:t xml:space="preserve"> </w:t>
+      </w:r>
+      <w:r>
+        <w:rPr>
+          <w:rStyle w:val="VerbatimChar"/>
+        </w:rPr>
+        <w:t xml:space="preserve">ScenarioAssertion.observable</w:t>
+      </w:r>
+      <w:r>
+        <w:t xml:space="preserve"> </w:t>
+      </w:r>
+      <w:r>
+        <w:t xml:space="preserve">— those fields mixed machine meaning with English presentation</w:t>
+      </w:r>
+      <w:r>
+        <w:t xml:space="preserve"> </w:t>
+      </w:r>
+      <w:r>
+        <w:t xml:space="preserve">text, which would have leaked one renderer’s wording (manual, English) into a model that also</w:t>
+      </w:r>
+      <w:r>
+        <w:t xml:space="preserve"> </w:t>
+      </w:r>
+      <w:r>
+        <w:t xml:space="preserve">feeds BDD, Playwright, Java, Python, Coverage, RTM and Executive-Summary renderers.</w:t>
       </w:r>
     </w:p>
     <w:p>
@@ -1012,187 +1026,7 @@
         <w:pStyle w:val="Compact"/>
       </w:pPr>
       <w:r>
-        <w:rPr>
-          <w:rStyle w:val="VerbatimChar"/>
-        </w:rPr>
-        <w:t xml:space="preserve">ScenarioAssertion.observable?</w:t>
-      </w:r>
-      <w:r>
-        <w:t xml:space="preserve"> </w:t>
-      </w:r>
-      <w:r>
-        <w:t xml:space="preserve">— the human-observable business outcome for a check.</w:t>
-      </w:r>
-    </w:p>
-    <w:p>
-      <w:pPr>
-        <w:pStyle w:val="FirstParagraph"/>
-      </w:pPr>
-      <w:r>
-        <w:t xml:space="preserve">Both are optional → every existing object is byte-for-byte unchanged → zero regression. They are</w:t>
-      </w:r>
-      <w:r>
-        <w:t xml:space="preserve"> </w:t>
-      </w:r>
-      <w:r>
-        <w:t xml:space="preserve">threaded verbatim through</w:t>
-      </w:r>
-      <w:r>
-        <w:t xml:space="preserve"> </w:t>
-      </w:r>
-      <w:r>
-        <w:rPr>
-          <w:rStyle w:val="VerbatimChar"/>
-        </w:rPr>
-        <w:t xml:space="preserve">materializeActionTemplate</w:t>
-      </w:r>
-      <w:r>
-        <w:t xml:space="preserve"> </w:t>
-      </w:r>
-      <w:r>
-        <w:t xml:space="preserve">/</w:t>
-      </w:r>
-      <w:r>
-        <w:t xml:space="preserve"> </w:t>
-      </w:r>
-      <w:r>
-        <w:rPr>
-          <w:rStyle w:val="VerbatimChar"/>
-        </w:rPr>
-        <w:t xml:space="preserve">materializeAssertionTemplate</w:t>
-      </w:r>
-      <w:r>
-        <w:t xml:space="preserve">.</w:t>
-      </w:r>
-    </w:p>
-    <w:bookmarkEnd w:id="23"/>
-    <w:bookmarkStart w:id="24" w:name="phase-2-author-one-capability-sorting"/>
-    <w:p>
-      <w:pPr>
-        <w:pStyle w:val="Heading3"/>
-      </w:pPr>
-      <w:r>
-        <w:t xml:space="preserve">2.3 Phase 2 — author ONE capability: Sorting</w:t>
-      </w:r>
-    </w:p>
-    <w:p>
-      <w:pPr>
-        <w:pStyle w:val="FirstParagraph"/>
-      </w:pPr>
-      <w:r>
-        <w:rPr>
-          <w:rStyle w:val="VerbatimChar"/>
-        </w:rPr>
-        <w:t xml:space="preserve">search-pos-sort</w:t>
-      </w:r>
-      <w:r>
-        <w:t xml:space="preserve"> </w:t>
-      </w:r>
-      <w:r>
-        <w:t xml:space="preserve">is now fully authored in the KB (</w:t>
-      </w:r>
-      <w:r>
-        <w:rPr>
-          <w:rStyle w:val="VerbatimChar"/>
-        </w:rPr>
-        <w:t xml:space="preserve">search</w:t>
-      </w:r>
-      <w:r>
-        <w:t xml:space="preserve"> </w:t>
-      </w:r>
-      <w:r>
-        <w:t xml:space="preserve">catalog):</w:t>
-      </w:r>
-    </w:p>
-    <w:p>
-      <w:pPr>
-        <w:pStyle w:val="SourceCode"/>
-      </w:pPr>
-      <w:r>
-        <w:rPr>
-          <w:rStyle w:val="VerbatimChar"/>
-        </w:rPr>
-        <w:t xml:space="preserve">actionTemplate:</w:t>
-      </w:r>
-      <w:r>
-        <w:br/>
-      </w:r>
-      <w:r>
-        <w:rPr>
-          <w:rStyle w:val="VerbatimChar"/>
-        </w:rPr>
-        <w:t xml:space="preserve">  navigate product_list         description: "Open the product list page"</w:t>
-      </w:r>
-      <w:r>
-        <w:br/>
-      </w:r>
-      <w:r>
-        <w:rPr>
-          <w:rStyle w:val="VerbatimChar"/>
-        </w:rPr>
-        <w:t xml:space="preserve">  select   sort_dropdown = "Name (A to Z)"</w:t>
-      </w:r>
-      <w:r>
-        <w:br/>
-      </w:r>
-      <w:r>
-        <w:rPr>
-          <w:rStyle w:val="VerbatimChar"/>
-        </w:rPr>
-        <w:t xml:space="preserve">                                description: 'In the Sort dropdown, select the "Name (A to Z)" option'</w:t>
-      </w:r>
-      <w:r>
-        <w:br/>
-      </w:r>
-      <w:r>
-        <w:rPr>
-          <w:rStyle w:val="VerbatimChar"/>
-        </w:rPr>
-        <w:t xml:space="preserve">assertionTemplate (all afterAction = search-pos-sort.select.sort_dropdown):</w:t>
-      </w:r>
-      <w:r>
-        <w:br/>
-      </w:r>
-      <w:r>
-        <w:rPr>
-          <w:rStyle w:val="VerbatimChar"/>
-        </w:rPr>
-        <w:t xml:space="preserve">  visible product_list          observable: list re-orders A→Z, matches the selected option</w:t>
-      </w:r>
-      <w:r>
-        <w:br/>
-      </w:r>
-      <w:r>
-        <w:rPr>
-          <w:rStyle w:val="VerbatimChar"/>
-        </w:rPr>
-        <w:t xml:space="preserve">  value   sort_dropdown = "Name (A to Z)"  observable: selected option retained after re-order</w:t>
-      </w:r>
-      <w:r>
-        <w:br/>
-      </w:r>
-      <w:r>
-        <w:rPr>
-          <w:rStyle w:val="VerbatimChar"/>
-        </w:rPr>
-        <w:t xml:space="preserve">  visible product_item (opt.)   observable: each product's name/image/price unchanged</w:t>
-      </w:r>
-      <w:r>
-        <w:br/>
-      </w:r>
-      <w:r>
-        <w:rPr>
-          <w:rStyle w:val="VerbatimChar"/>
-        </w:rPr>
-        <w:t xml:space="preserve">  visible cart (opt.)           observable: cart contents &amp; count preserved</w:t>
-      </w:r>
-    </w:p>
-    <w:p>
-      <w:pPr>
-        <w:pStyle w:val="FirstParagraph"/>
-      </w:pPr>
-      <w:r>
-        <w:t xml:space="preserve">Note the cart-preserved and product-unchanged invariants ride on the</w:t>
+        <w:t xml:space="preserve">An</w:t>
       </w:r>
       <w:r>
         <w:t xml:space="preserve"> </w:t>
@@ -1202,16 +1036,674 @@
           <w:bCs/>
           <w:b/>
         </w:rPr>
-        <w:t xml:space="preserve">authored KB assertion</w:t>
-      </w:r>
-      <w:r>
-        <w:t xml:space="preserve">,</w:t>
-      </w:r>
-      <w:r>
-        <w:t xml:space="preserve"> </w:t>
-      </w:r>
-      <w:r>
-        <w:t xml:space="preserve">independent of how the requirement happens to be worded.</w:t>
+        <w:t xml:space="preserve">action</w:t>
+      </w:r>
+      <w:r>
+        <w:t xml:space="preserve"> </w:t>
+      </w:r>
+      <w:r>
+        <w:t xml:space="preserve">is purely</w:t>
+      </w:r>
+      <w:r>
+        <w:t xml:space="preserve"> </w:t>
+      </w:r>
+      <w:r>
+        <w:rPr>
+          <w:rStyle w:val="VerbatimChar"/>
+        </w:rPr>
+        <w:t xml:space="preserve">action</w:t>
+      </w:r>
+      <w:r>
+        <w:t xml:space="preserve"> </w:t>
+      </w:r>
+      <w:r>
+        <w:t xml:space="preserve">/</w:t>
+      </w:r>
+      <w:r>
+        <w:t xml:space="preserve"> </w:t>
+      </w:r>
+      <w:r>
+        <w:rPr>
+          <w:rStyle w:val="VerbatimChar"/>
+        </w:rPr>
+        <w:t xml:space="preserve">target</w:t>
+      </w:r>
+      <w:r>
+        <w:t xml:space="preserve"> </w:t>
+      </w:r>
+      <w:r>
+        <w:t xml:space="preserve">/</w:t>
+      </w:r>
+      <w:r>
+        <w:t xml:space="preserve"> </w:t>
+      </w:r>
+      <w:r>
+        <w:rPr>
+          <w:rStyle w:val="VerbatimChar"/>
+        </w:rPr>
+        <w:t xml:space="preserve">value</w:t>
+      </w:r>
+      <w:r>
+        <w:t xml:space="preserve">. Each renderer derives its own sentence</w:t>
+      </w:r>
+      <w:r>
+        <w:t xml:space="preserve"> </w:t>
+      </w:r>
+      <w:r>
+        <w:t xml:space="preserve">from those semantics (the manual renderer says</w:t>
+      </w:r>
+      <w:r>
+        <w:t xml:space="preserve"> </w:t>
+      </w:r>
+      <w:r>
+        <w:rPr>
+          <w:iCs/>
+          <w:i/>
+        </w:rPr>
+        <w:t xml:space="preserve">“</w:t>
+      </w:r>
+      <w:r>
+        <w:rPr>
+          <w:iCs/>
+          <w:i/>
+        </w:rPr>
+        <w:t xml:space="preserve">In the sort dropdown, select the</w:t>
+      </w:r>
+      <w:r>
+        <w:rPr>
+          <w:iCs/>
+          <w:i/>
+        </w:rPr>
+        <w:t xml:space="preserve"> </w:t>
+      </w:r>
+      <w:r>
+        <w:rPr>
+          <w:iCs/>
+          <w:i/>
+        </w:rPr>
+        <w:t xml:space="preserve">‘</w:t>
+      </w:r>
+      <w:r>
+        <w:rPr>
+          <w:iCs/>
+          <w:i/>
+        </w:rPr>
+        <w:t xml:space="preserve">Name (A to</w:t>
+      </w:r>
+      <w:r>
+        <w:rPr>
+          <w:iCs/>
+          <w:i/>
+        </w:rPr>
+        <w:t xml:space="preserve"> </w:t>
+      </w:r>
+      <w:r>
+        <w:rPr>
+          <w:iCs/>
+          <w:i/>
+        </w:rPr>
+        <w:t xml:space="preserve">Z)</w:t>
+      </w:r>
+      <w:r>
+        <w:rPr>
+          <w:iCs/>
+          <w:i/>
+        </w:rPr>
+        <w:t xml:space="preserve">’</w:t>
+      </w:r>
+      <w:r>
+        <w:rPr>
+          <w:iCs/>
+          <w:i/>
+        </w:rPr>
+        <w:t xml:space="preserve"> </w:t>
+      </w:r>
+      <w:r>
+        <w:rPr>
+          <w:iCs/>
+          <w:i/>
+        </w:rPr>
+        <w:t xml:space="preserve">option</w:t>
+      </w:r>
+      <w:r>
+        <w:rPr>
+          <w:iCs/>
+          <w:i/>
+        </w:rPr>
+        <w:t xml:space="preserve">”</w:t>
+      </w:r>
+      <w:r>
+        <w:t xml:space="preserve">; a Playwright renderer emits</w:t>
+      </w:r>
+      <w:r>
+        <w:t xml:space="preserve"> </w:t>
+      </w:r>
+      <w:r>
+        <w:rPr>
+          <w:rStyle w:val="VerbatimChar"/>
+        </w:rPr>
+        <w:t xml:space="preserve">selectOption</w:t>
+      </w:r>
+      <w:r>
+        <w:t xml:space="preserve">; a BDD renderer writes a</w:t>
+      </w:r>
+      <w:r>
+        <w:t xml:space="preserve"> </w:t>
+      </w:r>
+      <w:r>
+        <w:rPr>
+          <w:rStyle w:val="VerbatimChar"/>
+        </w:rPr>
+        <w:t xml:space="preserve">When</w:t>
+      </w:r>
+      <w:r>
+        <w:t xml:space="preserve"> </w:t>
+      </w:r>
+      <w:r>
+        <w:t xml:space="preserve">step).</w:t>
+      </w:r>
+    </w:p>
+    <w:p>
+      <w:pPr>
+        <w:numPr>
+          <w:ilvl w:val="0"/>
+          <w:numId w:val="1001"/>
+        </w:numPr>
+        <w:pStyle w:val="Compact"/>
+      </w:pPr>
+      <w:r>
+        <w:t xml:space="preserve">An</w:t>
+      </w:r>
+      <w:r>
+        <w:t xml:space="preserve"> </w:t>
+      </w:r>
+      <w:r>
+        <w:rPr>
+          <w:bCs/>
+          <w:b/>
+        </w:rPr>
+        <w:t xml:space="preserve">assertion</w:t>
+      </w:r>
+      <w:r>
+        <w:t xml:space="preserve"> </w:t>
+      </w:r>
+      <w:r>
+        <w:t xml:space="preserve">is a frozen</w:t>
+      </w:r>
+      <w:r>
+        <w:t xml:space="preserve"> </w:t>
+      </w:r>
+      <w:r>
+        <w:rPr>
+          <w:rStyle w:val="VerbatimChar"/>
+        </w:rPr>
+        <w:t xml:space="preserve">type</w:t>
+      </w:r>
+      <w:r>
+        <w:t xml:space="preserve"> </w:t>
+      </w:r>
+      <w:r>
+        <w:t xml:space="preserve">+ canonical</w:t>
+      </w:r>
+      <w:r>
+        <w:t xml:space="preserve"> </w:t>
+      </w:r>
+      <w:r>
+        <w:rPr>
+          <w:rStyle w:val="VerbatimChar"/>
+        </w:rPr>
+        <w:t xml:space="preserve">target</w:t>
+      </w:r>
+      <w:r>
+        <w:t xml:space="preserve"> </w:t>
+      </w:r>
+      <w:r>
+        <w:t xml:space="preserve">(+ optional</w:t>
+      </w:r>
+      <w:r>
+        <w:t xml:space="preserve"> </w:t>
+      </w:r>
+      <w:r>
+        <w:rPr>
+          <w:rStyle w:val="VerbatimChar"/>
+        </w:rPr>
+        <w:t xml:space="preserve">expected</w:t>
+      </w:r>
+      <w:r>
+        <w:t xml:space="preserve">). Where a check</w:t>
+      </w:r>
+      <w:r>
+        <w:t xml:space="preserve"> </w:t>
+      </w:r>
+      <w:r>
+        <w:t xml:space="preserve">needs richer</w:t>
+      </w:r>
+      <w:r>
+        <w:t xml:space="preserve"> </w:t>
+      </w:r>
+      <w:r>
+        <w:rPr>
+          <w:iCs/>
+          <w:i/>
+        </w:rPr>
+        <w:t xml:space="preserve">meaning</w:t>
+      </w:r>
+      <w:r>
+        <w:t xml:space="preserve"> </w:t>
+      </w:r>
+      <w:r>
+        <w:t xml:space="preserve">(not richer wording), we add a</w:t>
+      </w:r>
+      <w:r>
+        <w:t xml:space="preserve"> </w:t>
+      </w:r>
+      <w:r>
+        <w:rPr>
+          <w:bCs/>
+          <w:b/>
+        </w:rPr>
+        <w:t xml:space="preserve">semantic primitive</w:t>
+      </w:r>
+      <w:r>
+        <w:t xml:space="preserve">, never a prose</w:t>
+      </w:r>
+      <w:r>
+        <w:t xml:space="preserve"> </w:t>
+      </w:r>
+      <w:r>
+        <w:t xml:space="preserve">field — see ordering below.</w:t>
+      </w:r>
+    </w:p>
+    <w:bookmarkEnd w:id="23"/>
+    <w:bookmarkStart w:id="24" w:name="X8ce0c2154d8106d840cafb77a0bcbfc69a4bae4"/>
+    <w:p>
+      <w:pPr>
+        <w:pStyle w:val="Heading3"/>
+      </w:pPr>
+      <w:r>
+        <w:t xml:space="preserve">2.3 New first-class assertion primitive —</w:t>
+      </w:r>
+      <w:r>
+        <w:t xml:space="preserve"> </w:t>
+      </w:r>
+      <w:r>
+        <w:rPr>
+          <w:rStyle w:val="VerbatimChar"/>
+        </w:rPr>
+        <w:t xml:space="preserve">ordered</w:t>
+      </w:r>
+    </w:p>
+    <w:p>
+      <w:pPr>
+        <w:pStyle w:val="FirstParagraph"/>
+      </w:pPr>
+      <w:r>
+        <w:t xml:space="preserve">“</w:t>
+      </w:r>
+      <w:r>
+        <w:t xml:space="preserve">The products are in alphabetical order</w:t>
+      </w:r>
+      <w:r>
+        <w:t xml:space="preserve">”</w:t>
+      </w:r>
+      <w:r>
+        <w:t xml:space="preserve"> </w:t>
+      </w:r>
+      <w:r>
+        <w:t xml:space="preserve">is genuine</w:t>
+      </w:r>
+      <w:r>
+        <w:t xml:space="preserve"> </w:t>
+      </w:r>
+      <w:r>
+        <w:rPr>
+          <w:bCs/>
+          <w:b/>
+        </w:rPr>
+        <w:t xml:space="preserve">business meaning</w:t>
+      </w:r>
+      <w:r>
+        <w:t xml:space="preserve">, not presentation. The</w:t>
+      </w:r>
+      <w:r>
+        <w:t xml:space="preserve"> </w:t>
+      </w:r>
+      <w:r>
+        <w:t xml:space="preserve">frozen</w:t>
+      </w:r>
+      <w:r>
+        <w:t xml:space="preserve"> </w:t>
+      </w:r>
+      <w:r>
+        <w:rPr>
+          <w:rStyle w:val="VerbatimChar"/>
+        </w:rPr>
+        <w:t xml:space="preserve">AssertionType</w:t>
+      </w:r>
+      <w:r>
+        <w:t xml:space="preserve"> </w:t>
+      </w:r>
+      <w:r>
+        <w:t xml:space="preserve">vocabulary could not express it, so previously the intent could only have</w:t>
+      </w:r>
+      <w:r>
+        <w:t xml:space="preserve"> </w:t>
+      </w:r>
+      <w:r>
+        <w:t xml:space="preserve">lived in a human</w:t>
+      </w:r>
+      <w:r>
+        <w:t xml:space="preserve"> </w:t>
+      </w:r>
+      <w:r>
+        <w:rPr>
+          <w:rStyle w:val="VerbatimChar"/>
+        </w:rPr>
+        <w:t xml:space="preserve">observable</w:t>
+      </w:r>
+      <w:r>
+        <w:t xml:space="preserve"> </w:t>
+      </w:r>
+      <w:r>
+        <w:t xml:space="preserve">string. The review’s directive —</w:t>
+      </w:r>
+      <w:r>
+        <w:t xml:space="preserve"> </w:t>
+      </w:r>
+      <w:r>
+        <w:rPr>
+          <w:iCs/>
+          <w:i/>
+        </w:rPr>
+        <w:t xml:space="preserve">“</w:t>
+      </w:r>
+      <w:r>
+        <w:rPr>
+          <w:iCs/>
+          <w:i/>
+        </w:rPr>
+        <w:t xml:space="preserve">add one missing assertion type</w:t>
+      </w:r>
+      <w:r>
+        <w:rPr>
+          <w:iCs/>
+          <w:i/>
+        </w:rPr>
+        <w:t xml:space="preserve"> </w:t>
+      </w:r>
+      <w:r>
+        <w:rPr>
+          <w:iCs/>
+          <w:i/>
+        </w:rPr>
+        <w:t xml:space="preserve">instead of storing human-readable ordering descriptions</w:t>
+      </w:r>
+      <w:r>
+        <w:rPr>
+          <w:iCs/>
+          <w:i/>
+        </w:rPr>
+        <w:t xml:space="preserve">”</w:t>
+      </w:r>
+      <w:r>
+        <w:t xml:space="preserve"> </w:t>
+      </w:r>
+      <w:r>
+        <w:t xml:space="preserve">— is implemented:</w:t>
+      </w:r>
+    </w:p>
+    <w:p>
+      <w:pPr>
+        <w:pStyle w:val="SourceCode"/>
+      </w:pPr>
+      <w:r>
+        <w:rPr>
+          <w:rStyle w:val="VerbatimChar"/>
+        </w:rPr>
+        <w:t xml:space="preserve">AssertionType += 'ordered'          // 11 → 12 frozen types</w:t>
+      </w:r>
+      <w:r>
+        <w:br/>
+      </w:r>
+      <w:r>
+        <w:rPr>
+          <w:rStyle w:val="VerbatimChar"/>
+        </w:rPr>
+        <w:t xml:space="preserve">ScenarioAssertion += {              // populated only when type === 'ordered'</w:t>
+      </w:r>
+      <w:r>
+        <w:br/>
+      </w:r>
+      <w:r>
+        <w:rPr>
+          <w:rStyle w:val="VerbatimChar"/>
+        </w:rPr>
+        <w:t xml:space="preserve">  collection?: string;             // WHAT is ordered   e.g. "products"</w:t>
+      </w:r>
+      <w:r>
+        <w:br/>
+      </w:r>
+      <w:r>
+        <w:rPr>
+          <w:rStyle w:val="VerbatimChar"/>
+        </w:rPr>
+        <w:t xml:space="preserve">  direction?:  'ascending' | 'descending';</w:t>
+      </w:r>
+      <w:r>
+        <w:br/>
+      </w:r>
+      <w:r>
+        <w:rPr>
+          <w:rStyle w:val="VerbatimChar"/>
+        </w:rPr>
+        <w:t xml:space="preserve">  orderBy?:    string;             // the dimension     e.g. "name"</w:t>
+      </w:r>
+      <w:r>
+        <w:br/>
+      </w:r>
+      <w:r>
+        <w:rPr>
+          <w:rStyle w:val="VerbatimChar"/>
+        </w:rPr>
+        <w:t xml:space="preserve">}</w:t>
+      </w:r>
+      <w:r>
+        <w:br/>
+      </w:r>
+      <w:r>
+        <w:rPr>
+          <w:rStyle w:val="VerbatimChar"/>
+        </w:rPr>
+        <w:t xml:space="preserve">export type OrderDirection = 'ascending' | 'descending';</w:t>
+      </w:r>
+    </w:p>
+    <w:p>
+      <w:pPr>
+        <w:pStyle w:val="FirstParagraph"/>
+      </w:pPr>
+      <w:r>
+        <w:t xml:space="preserve">These are semantic fields — machine-checkable, language-neutral, renderer-agnostic. The manual</w:t>
+      </w:r>
+      <w:r>
+        <w:t xml:space="preserve"> </w:t>
+      </w:r>
+      <w:r>
+        <w:t xml:space="preserve">renderer turns them into a sentence; Script Gen turns them into a real Playwright ordering check</w:t>
+      </w:r>
+      <w:r>
+        <w:t xml:space="preserve"> </w:t>
+      </w:r>
+      <w:r>
+        <w:t xml:space="preserve">(§3.2). Both read the</w:t>
+      </w:r>
+      <w:r>
+        <w:t xml:space="preserve"> </w:t>
+      </w:r>
+      <w:r>
+        <w:rPr>
+          <w:bCs/>
+          <w:b/>
+        </w:rPr>
+        <w:t xml:space="preserve">same</w:t>
+      </w:r>
+      <w:r>
+        <w:t xml:space="preserve"> </w:t>
+      </w:r>
+      <w:r>
+        <w:t xml:space="preserve">three fields.</w:t>
+      </w:r>
+    </w:p>
+    <w:bookmarkEnd w:id="24"/>
+    <w:bookmarkStart w:id="25" w:name="phase-2-author-one-capability-sorting"/>
+    <w:p>
+      <w:pPr>
+        <w:pStyle w:val="Heading3"/>
+      </w:pPr>
+      <w:r>
+        <w:t xml:space="preserve">2.4 Phase 2 — author ONE capability: Sorting</w:t>
+      </w:r>
+    </w:p>
+    <w:p>
+      <w:pPr>
+        <w:pStyle w:val="FirstParagraph"/>
+      </w:pPr>
+      <w:r>
+        <w:rPr>
+          <w:rStyle w:val="VerbatimChar"/>
+        </w:rPr>
+        <w:t xml:space="preserve">search-pos-sort</w:t>
+      </w:r>
+      <w:r>
+        <w:t xml:space="preserve"> </w:t>
+      </w:r>
+      <w:r>
+        <w:t xml:space="preserve">is now fully authored in the KB (</w:t>
+      </w:r>
+      <w:r>
+        <w:rPr>
+          <w:rStyle w:val="VerbatimChar"/>
+        </w:rPr>
+        <w:t xml:space="preserve">search</w:t>
+      </w:r>
+      <w:r>
+        <w:t xml:space="preserve"> </w:t>
+      </w:r>
+      <w:r>
+        <w:t xml:space="preserve">catalog), with</w:t>
+      </w:r>
+      <w:r>
+        <w:t xml:space="preserve"> </w:t>
+      </w:r>
+      <w:r>
+        <w:rPr>
+          <w:bCs/>
+          <w:b/>
+        </w:rPr>
+        <w:t xml:space="preserve">no prose in the KB</w:t>
+      </w:r>
+      <w:r>
+        <w:t xml:space="preserve">:</w:t>
+      </w:r>
+    </w:p>
+    <w:p>
+      <w:pPr>
+        <w:pStyle w:val="SourceCode"/>
+      </w:pPr>
+      <w:r>
+        <w:rPr>
+          <w:rStyle w:val="VerbatimChar"/>
+        </w:rPr>
+        <w:t xml:space="preserve">actionTemplate:                          (semantics only — wording derived per renderer)</w:t>
+      </w:r>
+      <w:r>
+        <w:br/>
+      </w:r>
+      <w:r>
+        <w:rPr>
+          <w:rStyle w:val="VerbatimChar"/>
+        </w:rPr>
+        <w:t xml:space="preserve">  navigate product_list</w:t>
+      </w:r>
+      <w:r>
+        <w:br/>
+      </w:r>
+      <w:r>
+        <w:rPr>
+          <w:rStyle w:val="VerbatimChar"/>
+        </w:rPr>
+        <w:t xml:space="preserve">  select   sort_dropdown = "Name (A to Z)"</w:t>
+      </w:r>
+      <w:r>
+        <w:br/>
+      </w:r>
+      <w:r>
+        <w:rPr>
+          <w:rStyle w:val="VerbatimChar"/>
+        </w:rPr>
+        <w:t xml:space="preserve">assertionTemplate (all afterAction = search-pos-sort.select.sort_dropdown):</w:t>
+      </w:r>
+      <w:r>
+        <w:br/>
+      </w:r>
+      <w:r>
+        <w:rPr>
+          <w:rStyle w:val="VerbatimChar"/>
+        </w:rPr>
+        <w:t xml:space="preserve">  ordered  product_list   collection=products  direction=ascending  orderBy=name</w:t>
+      </w:r>
+      <w:r>
+        <w:br/>
+      </w:r>
+      <w:r>
+        <w:rPr>
+          <w:rStyle w:val="VerbatimChar"/>
+        </w:rPr>
+        <w:t xml:space="preserve">  value    sort_dropdown = "Name (A to Z)"</w:t>
+      </w:r>
+      <w:r>
+        <w:br/>
+      </w:r>
+      <w:r>
+        <w:rPr>
+          <w:rStyle w:val="VerbatimChar"/>
+        </w:rPr>
+        <w:t xml:space="preserve">  visible  product_item (opt.)</w:t>
+      </w:r>
+      <w:r>
+        <w:br/>
+      </w:r>
+      <w:r>
+        <w:rPr>
+          <w:rStyle w:val="VerbatimChar"/>
+        </w:rPr>
+        <w:t xml:space="preserve">  visible  cart (opt.)</w:t>
+      </w:r>
+    </w:p>
+    <w:p>
+      <w:pPr>
+        <w:pStyle w:val="FirstParagraph"/>
+      </w:pPr>
+      <w:r>
+        <w:t xml:space="preserve">The ordering invariant now rides on a</w:t>
+      </w:r>
+      <w:r>
+        <w:t xml:space="preserve"> </w:t>
+      </w:r>
+      <w:r>
+        <w:rPr>
+          <w:bCs/>
+          <w:b/>
+        </w:rPr>
+        <w:t xml:space="preserve">checkable semantic assertion</w:t>
+      </w:r>
+      <w:r>
+        <w:t xml:space="preserve">, independent of how the</w:t>
+      </w:r>
+      <w:r>
+        <w:t xml:space="preserve"> </w:t>
+      </w:r>
+      <w:r>
+        <w:t xml:space="preserve">requirement happens to be worded.</w:t>
       </w:r>
     </w:p>
     <w:p>
@@ -1221,9 +1713,9 @@
         </w:pict>
       </w:r>
     </w:p>
-    <w:bookmarkEnd w:id="24"/>
     <w:bookmarkEnd w:id="25"/>
-    <w:bookmarkStart w:id="26" w:name="X9455eae3437675341f8e237073a941c3cd273f5"/>
+    <w:bookmarkEnd w:id="26"/>
+    <w:bookmarkStart w:id="29" w:name="X9455eae3437675341f8e237073a941c3cd273f5"/>
     <w:p>
       <w:pPr>
         <w:pStyle w:val="Heading2"/>
@@ -1232,27 +1724,30 @@
         <w:t xml:space="preserve">3. Proof — before vs after, from the REAL pipeline</w:t>
       </w:r>
     </w:p>
+    <w:bookmarkStart w:id="27" w:name="X52ae6cdf6e2d5c500055f5c7ad5bddb68aff74d"/>
+    <w:p>
+      <w:pPr>
+        <w:pStyle w:val="Heading3"/>
+      </w:pPr>
+      <w:r>
+        <w:t xml:space="preserve">3.1 Manual renderer —</w:t>
+      </w:r>
+      <w:r>
+        <w:t xml:space="preserve"> </w:t>
+      </w:r>
+      <w:r>
+        <w:rPr>
+          <w:rStyle w:val="VerbatimChar"/>
+        </w:rPr>
+        <w:t xml:space="preserve">scripts/canonical-render-proof.ts</w:t>
+      </w:r>
+    </w:p>
     <w:p>
       <w:pPr>
         <w:pStyle w:val="FirstParagraph"/>
       </w:pPr>
       <w:r>
-        <w:rPr>
-          <w:rStyle w:val="VerbatimChar"/>
-        </w:rPr>
-        <w:t xml:space="preserve">scripts/canonical-render-proof.ts</w:t>
-      </w:r>
-      <w:r>
-        <w:t xml:space="preserve"> </w:t>
-      </w:r>
-      <w:r>
-        <w:t xml:space="preserve">runs the exact engine path</w:t>
-      </w:r>
-      <w:r>
-        <w:t xml:space="preserve"> </w:t>
-      </w:r>
-      <w:r>
-        <w:t xml:space="preserve">(</w:t>
+        <w:t xml:space="preserve">Runs the exact engine path (</w:t>
       </w:r>
       <w:r>
         <w:rPr>
@@ -1261,7 +1756,13 @@
         <w:t xml:space="preserve">planScenarios → buildDraftTestCases → buildDeterministicOutput → materialize templates → assembleScenarioGraph → toTestCaseLab</w:t>
       </w:r>
       <w:r>
-        <w:t xml:space="preserve">). The App Profile deliberately exposes</w:t>
+        <w:t xml:space="preserve">). The App Profile deliberately</w:t>
+      </w:r>
+      <w:r>
+        <w:t xml:space="preserve"> </w:t>
+      </w:r>
+      <w:r>
+        <w:t xml:space="preserve">exposes</w:t>
       </w:r>
       <w:r>
         <w:t xml:space="preserve"> </w:t>
@@ -1271,24 +1772,229 @@
           <w:bCs/>
           <w:b/>
         </w:rPr>
-        <w:t xml:space="preserve">only a checkout</w:t>
-      </w:r>
+        <w:t xml:space="preserve">only a checkout form</w:t>
+      </w:r>
+      <w:r>
+        <w:t xml:space="preserve">, reproducing the original bug’s conditions.</w:t>
+      </w:r>
+    </w:p>
+    <w:p>
+      <w:pPr>
+        <w:pStyle w:val="BodyText"/>
+      </w:pPr>
       <w:r>
         <w:rPr>
           <w:bCs/>
           <w:b/>
         </w:rPr>
-        <w:t xml:space="preserve"> </w:t>
-      </w:r>
+        <w:t xml:space="preserve">BEFORE</w:t>
+      </w:r>
+      <w:r>
+        <w:t xml:space="preserve"> </w:t>
+      </w:r>
+      <w:r>
+        <w:t xml:space="preserve">(legacy</w:t>
+      </w:r>
+      <w:r>
+        <w:t xml:space="preserve"> </w:t>
+      </w:r>
+      <w:r>
+        <w:rPr>
+          <w:rStyle w:val="VerbatimChar"/>
+        </w:rPr>
+        <w:t xml:space="preserve">node.steps</w:t>
+      </w:r>
+      <w:r>
+        <w:t xml:space="preserve"> </w:t>
+      </w:r>
+      <w:r>
+        <w:t xml:space="preserve">— the 2/10 artifact):</w:t>
+      </w:r>
+    </w:p>
+    <w:p>
+      <w:pPr>
+        <w:pStyle w:val="SourceCode"/>
+      </w:pPr>
+      <w:r>
+        <w:rPr>
+          <w:rStyle w:val="VerbatimChar"/>
+        </w:rPr>
+        <w:t xml:space="preserve">1. Open the page under test</w:t>
+      </w:r>
+      <w:r>
+        <w:br/>
+      </w:r>
+      <w:r>
+        <w:rPr>
+          <w:rStyle w:val="VerbatimChar"/>
+        </w:rPr>
+        <w:t xml:space="preserve">2. Enter "Sophia" in the First Name field</w:t>
+      </w:r>
+      <w:r>
+        <w:br/>
+      </w:r>
+      <w:r>
+        <w:rPr>
+          <w:rStyle w:val="VerbatimChar"/>
+        </w:rPr>
+        <w:t xml:space="preserve">3. Enter "Johnson" in the Last Name field</w:t>
+      </w:r>
+      <w:r>
+        <w:br/>
+      </w:r>
+      <w:r>
+        <w:rPr>
+          <w:rStyle w:val="VerbatimChar"/>
+        </w:rPr>
+        <w:t xml:space="preserve">4. Enter "Sample Zip/Postal Code" in the Zip/Postal Code field</w:t>
+      </w:r>
+      <w:r>
+        <w:br/>
+      </w:r>
+      <w:r>
+        <w:rPr>
+          <w:rStyle w:val="VerbatimChar"/>
+        </w:rPr>
+        <w:t xml:space="preserve">5. Click the Continue button</w:t>
+      </w:r>
+      <w:r>
+        <w:br/>
+      </w:r>
+      <w:r>
+        <w:rPr>
+          <w:rStyle w:val="VerbatimChar"/>
+        </w:rPr>
+        <w:t xml:space="preserve">Expected: ✓ The Sort products record is created successfully. | ✓ A success confirmation … | …</w:t>
+      </w:r>
+    </w:p>
+    <w:p>
+      <w:pPr>
+        <w:pStyle w:val="FirstParagraph"/>
+      </w:pPr>
       <w:r>
         <w:rPr>
           <w:bCs/>
           <w:b/>
         </w:rPr>
-        <w:t xml:space="preserve">form</w:t>
-      </w:r>
-      <w:r>
-        <w:t xml:space="preserve">, reproducing the original bug’s conditions.</w:t>
+        <w:t xml:space="preserve">AFTER</w:t>
+      </w:r>
+      <w:r>
+        <w:t xml:space="preserve"> </w:t>
+      </w:r>
+      <w:r>
+        <w:t xml:space="preserve">(canonical-rendered</w:t>
+      </w:r>
+      <w:r>
+        <w:t xml:space="preserve"> </w:t>
+      </w:r>
+      <w:r>
+        <w:rPr>
+          <w:rStyle w:val="VerbatimChar"/>
+        </w:rPr>
+        <w:t xml:space="preserve">toTestCaseLab</w:t>
+      </w:r>
+      <w:r>
+        <w:t xml:space="preserve"> </w:t>
+      </w:r>
+      <w:r>
+        <w:t xml:space="preserve">— every sentence derived from semantics):</w:t>
+      </w:r>
+    </w:p>
+    <w:p>
+      <w:pPr>
+        <w:pStyle w:val="SourceCode"/>
+      </w:pPr>
+      <w:r>
+        <w:rPr>
+          <w:rStyle w:val="VerbatimChar"/>
+        </w:rPr>
+        <w:t xml:space="preserve">1. Open the product list page</w:t>
+      </w:r>
+      <w:r>
+        <w:br/>
+      </w:r>
+      <w:r>
+        <w:rPr>
+          <w:rStyle w:val="VerbatimChar"/>
+        </w:rPr>
+        <w:t xml:space="preserve">2. In the sort dropdown, select the "Name (A to Z)" option</w:t>
+      </w:r>
+      <w:r>
+        <w:br/>
+      </w:r>
+      <w:r>
+        <w:rPr>
+          <w:rStyle w:val="VerbatimChar"/>
+        </w:rPr>
+        <w:t xml:space="preserve">Expected Result:</w:t>
+      </w:r>
+      <w:r>
+        <w:br/>
+      </w:r>
+      <w:r>
+        <w:rPr>
+          <w:rStyle w:val="VerbatimChar"/>
+        </w:rPr>
+        <w:t xml:space="preserve">  ✓ The products are displayed in ascending order by name.</w:t>
+      </w:r>
+      <w:r>
+        <w:br/>
+      </w:r>
+      <w:r>
+        <w:rPr>
+          <w:rStyle w:val="VerbatimChar"/>
+        </w:rPr>
+        <w:t xml:space="preserve">  ✓ The sort dropdown holds the value "Name (A to Z)".</w:t>
+      </w:r>
+      <w:r>
+        <w:br/>
+      </w:r>
+      <w:r>
+        <w:rPr>
+          <w:rStyle w:val="VerbatimChar"/>
+        </w:rPr>
+        <w:t xml:space="preserve">  ✓ The product item is displayed.</w:t>
+      </w:r>
+      <w:r>
+        <w:br/>
+      </w:r>
+      <w:r>
+        <w:rPr>
+          <w:rStyle w:val="VerbatimChar"/>
+        </w:rPr>
+        <w:t xml:space="preserve">  ✓ The cart is displayed.</w:t>
+      </w:r>
+      <w:r>
+        <w:br/>
+      </w:r>
+      <w:r>
+        <w:rPr>
+          <w:rStyle w:val="VerbatimChar"/>
+        </w:rPr>
+        <w:t xml:space="preserve">Test Data: sort dropdown: Name (A to Z)</w:t>
+      </w:r>
+    </w:p>
+    <w:p>
+      <w:pPr>
+        <w:pStyle w:val="FirstParagraph"/>
+      </w:pPr>
+      <w:r>
+        <w:t xml:space="preserve">The ordering line is produced by the renderer from</w:t>
+      </w:r>
+      <w:r>
+        <w:t xml:space="preserve"> </w:t>
+      </w:r>
+      <w:r>
+        <w:rPr>
+          <w:rStyle w:val="VerbatimChar"/>
+        </w:rPr>
+        <w:t xml:space="preserve">collection=products / direction=ascending / orderBy=name</w:t>
+      </w:r>
+      <w:r>
+        <w:t xml:space="preserve"> </w:t>
+      </w:r>
+      <w:r>
+        <w:t xml:space="preserve">— the KB stores none of that English.</w:t>
       </w:r>
     </w:p>
     <w:p>
@@ -1300,114 +2006,152 @@
           <w:bCs/>
           <w:b/>
         </w:rPr>
-        <w:t xml:space="preserve">BEFORE</w:t>
-      </w:r>
-      <w:r>
-        <w:t xml:space="preserve"> </w:t>
-      </w:r>
-      <w:r>
-        <w:t xml:space="preserve">(legacy</w:t>
-      </w:r>
-      <w:r>
-        <w:t xml:space="preserve"> </w:t>
-      </w:r>
-      <w:r>
-        <w:rPr>
-          <w:rStyle w:val="VerbatimChar"/>
-        </w:rPr>
-        <w:t xml:space="preserve">node.steps</w:t>
-      </w:r>
-      <w:r>
-        <w:t xml:space="preserve"> </w:t>
-      </w:r>
-      <w:r>
-        <w:t xml:space="preserve">— the 2/10 artifact):</w:t>
-      </w:r>
-    </w:p>
-    <w:p>
-      <w:pPr>
-        <w:pStyle w:val="SourceCode"/>
-      </w:pPr>
-      <w:r>
-        <w:rPr>
-          <w:rStyle w:val="VerbatimChar"/>
-        </w:rPr>
-        <w:t xml:space="preserve">1. Open the page under test</w:t>
-      </w:r>
-      <w:r>
-        <w:br/>
-      </w:r>
-      <w:r>
-        <w:rPr>
-          <w:rStyle w:val="VerbatimChar"/>
-        </w:rPr>
-        <w:t xml:space="preserve">2. Enter "Sophia" in the First Name field</w:t>
-      </w:r>
-      <w:r>
-        <w:br/>
-      </w:r>
-      <w:r>
-        <w:rPr>
-          <w:rStyle w:val="VerbatimChar"/>
-        </w:rPr>
-        <w:t xml:space="preserve">3. Enter "Johnson" in the Last Name field</w:t>
-      </w:r>
-      <w:r>
-        <w:br/>
-      </w:r>
-      <w:r>
-        <w:rPr>
-          <w:rStyle w:val="VerbatimChar"/>
-        </w:rPr>
-        <w:t xml:space="preserve">4. Enter "Sample Zip/Postal Code" in the Zip/Postal Code field</w:t>
-      </w:r>
-      <w:r>
-        <w:br/>
-      </w:r>
-      <w:r>
-        <w:rPr>
-          <w:rStyle w:val="VerbatimChar"/>
-        </w:rPr>
-        <w:t xml:space="preserve">5. Click the Continue button</w:t>
-      </w:r>
-      <w:r>
-        <w:br/>
-      </w:r>
-      <w:r>
-        <w:rPr>
-          <w:rStyle w:val="VerbatimChar"/>
-        </w:rPr>
-        <w:t xml:space="preserve">Expected: ✓ The Sort products record is created successfully. | ✓ A success confirmation … | …</w:t>
+        <w:t xml:space="preserve">Zero-regression check</w:t>
+      </w:r>
+      <w:r>
+        <w:t xml:space="preserve"> </w:t>
+      </w:r>
+      <w:r>
+        <w:t xml:space="preserve">(same run): a non-authored scenario (</w:t>
+      </w:r>
+      <w:r>
+        <w:rPr>
+          <w:rStyle w:val="VerbatimChar"/>
+        </w:rPr>
+        <w:t xml:space="preserve">search-pos-match</w:t>
+      </w:r>
+      <w:r>
+        <w:t xml:space="preserve">) is</w:t>
+      </w:r>
+      <w:r>
+        <w:t xml:space="preserve"> </w:t>
+      </w:r>
+      <w:r>
+        <w:t xml:space="preserve">byte-identical between</w:t>
+      </w:r>
+      <w:r>
+        <w:t xml:space="preserve"> </w:t>
+      </w:r>
+      <w:r>
+        <w:rPr>
+          <w:rStyle w:val="VerbatimChar"/>
+        </w:rPr>
+        <w:t xml:space="preserve">node</w:t>
+      </w:r>
+      <w:r>
+        <w:t xml:space="preserve"> </w:t>
+      </w:r>
+      <w:r>
+        <w:t xml:space="preserve">and projection —</w:t>
+      </w:r>
+      <w:r>
+        <w:t xml:space="preserve"> </w:t>
+      </w:r>
+      <w:r>
+        <w:rPr>
+          <w:rStyle w:val="VerbatimChar"/>
+        </w:rPr>
+        <w:t xml:space="preserve">steps unchanged=true, expected unchanged=true</w:t>
+      </w:r>
+      <w:r>
+        <w:t xml:space="preserve">.</w:t>
+      </w:r>
+    </w:p>
+    <w:bookmarkEnd w:id="27"/>
+    <w:bookmarkStart w:id="28" w:name="X2f93f4b6ea02370f9923a1635133b3658e17d62"/>
+    <w:p>
+      <w:pPr>
+        <w:pStyle w:val="Heading3"/>
+      </w:pPr>
+      <w:r>
+        <w:t xml:space="preserve">3.2 Script Gen honestly handles</w:t>
+      </w:r>
+      <w:r>
+        <w:t xml:space="preserve"> </w:t>
+      </w:r>
+      <w:r>
+        <w:rPr>
+          <w:rStyle w:val="VerbatimChar"/>
+        </w:rPr>
+        <w:t xml:space="preserve">ordered</w:t>
+      </w:r>
+      <w:r>
+        <w:t xml:space="preserve"> </w:t>
+      </w:r>
+      <w:r>
+        <w:t xml:space="preserve">—</w:t>
+      </w:r>
+      <w:r>
+        <w:t xml:space="preserve"> </w:t>
+      </w:r>
+      <w:r>
+        <w:rPr>
+          <w:rStyle w:val="VerbatimChar"/>
+        </w:rPr>
+        <w:t xml:space="preserve">scripts/canonical-ordered-scriptgen-proof.ts</w:t>
       </w:r>
     </w:p>
     <w:p>
       <w:pPr>
         <w:pStyle w:val="FirstParagraph"/>
       </w:pPr>
+      <w:r>
+        <w:t xml:space="preserve">The second consumer of the same assertion.</w:t>
+      </w:r>
+      <w:r>
+        <w:t xml:space="preserve"> </w:t>
+      </w:r>
+      <w:r>
+        <w:rPr>
+          <w:rStyle w:val="VerbatimChar"/>
+        </w:rPr>
+        <w:t xml:space="preserve">emitGraphAssertionLines</w:t>
+      </w:r>
+      <w:r>
+        <w:t xml:space="preserve"> </w:t>
+      </w:r>
+      <w:r>
+        <w:t xml:space="preserve">previously</w:t>
+      </w:r>
+      <w:r>
+        <w:t xml:space="preserve"> </w:t>
+      </w:r>
+      <w:r>
+        <w:rPr>
+          <w:rStyle w:val="VerbatimChar"/>
+        </w:rPr>
+        <w:t xml:space="preserve">continue</w:t>
+      </w:r>
+      <w:r>
+        <w:t xml:space="preserve">d on</w:t>
+      </w:r>
+      <w:r>
+        <w:t xml:space="preserve"> </w:t>
+      </w:r>
+      <w:r>
+        <w:t xml:space="preserve">unknown types (a silent drop). It now emits a</w:t>
+      </w:r>
+      <w:r>
+        <w:t xml:space="preserve"> </w:t>
+      </w:r>
       <w:r>
         <w:rPr>
           <w:bCs/>
           <w:b/>
         </w:rPr>
-        <w:t xml:space="preserve">AFTER</w:t>
-      </w:r>
-      <w:r>
-        <w:t xml:space="preserve"> </w:t>
-      </w:r>
-      <w:r>
-        <w:t xml:space="preserve">(canonical-rendered</w:t>
-      </w:r>
-      <w:r>
-        <w:t xml:space="preserve"> </w:t>
-      </w:r>
-      <w:r>
-        <w:rPr>
-          <w:rStyle w:val="VerbatimChar"/>
-        </w:rPr>
-        <w:t xml:space="preserve">toTestCaseLab</w:t>
-      </w:r>
-      <w:r>
-        <w:t xml:space="preserve">):</w:t>
+        <w:t xml:space="preserve">real ordering check</w:t>
+      </w:r>
+      <w:r>
+        <w:t xml:space="preserve"> </w:t>
+      </w:r>
+      <w:r>
+        <w:t xml:space="preserve">from the same three</w:t>
+      </w:r>
+      <w:r>
+        <w:t xml:space="preserve"> </w:t>
+      </w:r>
+      <w:r>
+        <w:t xml:space="preserve">semantic fields:</w:t>
       </w:r>
     </w:p>
     <w:p>
@@ -1416,72 +2160,252 @@
       </w:pPr>
       <w:r>
         <w:rPr>
-          <w:rStyle w:val="VerbatimChar"/>
-        </w:rPr>
-        <w:t xml:space="preserve">1. Open the product list page</w:t>
+          <w:rStyle w:val="KeywordTok"/>
+        </w:rPr>
+        <w:t xml:space="preserve">const</w:t>
+      </w:r>
+      <w:r>
+        <w:rPr>
+          <w:rStyle w:val="NormalTok"/>
+        </w:rPr>
+        <w:t xml:space="preserve"> _ordered0 </w:t>
+      </w:r>
+      <w:r>
+        <w:rPr>
+          <w:rStyle w:val="OperatorTok"/>
+        </w:rPr>
+        <w:t xml:space="preserve">=</w:t>
+      </w:r>
+      <w:r>
+        <w:rPr>
+          <w:rStyle w:val="NormalTok"/>
+        </w:rPr>
+        <w:t xml:space="preserve"> (</w:t>
+      </w:r>
+      <w:r>
+        <w:rPr>
+          <w:rStyle w:val="ControlFlowTok"/>
+        </w:rPr>
+        <w:t xml:space="preserve">await</w:t>
+      </w:r>
+      <w:r>
+        <w:rPr>
+          <w:rStyle w:val="NormalTok"/>
+        </w:rPr>
+        <w:t xml:space="preserve"> page</w:t>
+      </w:r>
+      <w:r>
+        <w:rPr>
+          <w:rStyle w:val="OperatorTok"/>
+        </w:rPr>
+        <w:t xml:space="preserve">.</w:t>
+      </w:r>
+      <w:r>
+        <w:rPr>
+          <w:rStyle w:val="FunctionTok"/>
+        </w:rPr>
+        <w:t xml:space="preserve">getByLabel</w:t>
+      </w:r>
+      <w:r>
+        <w:rPr>
+          <w:rStyle w:val="NormalTok"/>
+        </w:rPr>
+        <w:t xml:space="preserve">(</w:t>
+      </w:r>
+      <w:r>
+        <w:rPr>
+          <w:rStyle w:val="StringTok"/>
+        </w:rPr>
+        <w:t xml:space="preserve">'products'</w:t>
+      </w:r>
+      <w:r>
+        <w:rPr>
+          <w:rStyle w:val="NormalTok"/>
+        </w:rPr>
+        <w:t xml:space="preserve">)</w:t>
+      </w:r>
+      <w:r>
+        <w:rPr>
+          <w:rStyle w:val="OperatorTok"/>
+        </w:rPr>
+        <w:t xml:space="preserve">.</w:t>
+      </w:r>
+      <w:r>
+        <w:rPr>
+          <w:rStyle w:val="FunctionTok"/>
+        </w:rPr>
+        <w:t xml:space="preserve">allTextContents</w:t>
+      </w:r>
+      <w:r>
+        <w:rPr>
+          <w:rStyle w:val="NormalTok"/>
+        </w:rPr>
+        <w:t xml:space="preserve">())</w:t>
+      </w:r>
+      <w:r>
+        <w:rPr>
+          <w:rStyle w:val="OperatorTok"/>
+        </w:rPr>
+        <w:t xml:space="preserve">.</w:t>
+      </w:r>
+      <w:r>
+        <w:rPr>
+          <w:rStyle w:val="FunctionTok"/>
+        </w:rPr>
+        <w:t xml:space="preserve">map</w:t>
+      </w:r>
+      <w:r>
+        <w:rPr>
+          <w:rStyle w:val="NormalTok"/>
+        </w:rPr>
+        <w:t xml:space="preserve">((t) </w:t>
+      </w:r>
+      <w:r>
+        <w:rPr>
+          <w:rStyle w:val="KeywordTok"/>
+        </w:rPr>
+        <w:t xml:space="preserve">=&gt;</w:t>
+      </w:r>
+      <w:r>
+        <w:rPr>
+          <w:rStyle w:val="NormalTok"/>
+        </w:rPr>
+        <w:t xml:space="preserve"> t</w:t>
+      </w:r>
+      <w:r>
+        <w:rPr>
+          <w:rStyle w:val="OperatorTok"/>
+        </w:rPr>
+        <w:t xml:space="preserve">.</w:t>
+      </w:r>
+      <w:r>
+        <w:rPr>
+          <w:rStyle w:val="FunctionTok"/>
+        </w:rPr>
+        <w:t xml:space="preserve">trim</w:t>
+      </w:r>
+      <w:r>
+        <w:rPr>
+          <w:rStyle w:val="NormalTok"/>
+        </w:rPr>
+        <w:t xml:space="preserve">())</w:t>
+      </w:r>
+      <w:r>
+        <w:rPr>
+          <w:rStyle w:val="OperatorTok"/>
+        </w:rPr>
+        <w:t xml:space="preserve">;</w:t>
       </w:r>
       <w:r>
         <w:br/>
       </w:r>
       <w:r>
         <w:rPr>
-          <w:rStyle w:val="VerbatimChar"/>
-        </w:rPr>
-        <w:t xml:space="preserve">2. In the Sort dropdown, select the "Name (A to Z)" option</w:t>
-      </w:r>
-      <w:r>
-        <w:br/>
-      </w:r>
-      <w:r>
-        <w:rPr>
-          <w:rStyle w:val="VerbatimChar"/>
-        </w:rPr>
-        <w:t xml:space="preserve">Expected Result:</w:t>
-      </w:r>
-      <w:r>
-        <w:br/>
-      </w:r>
-      <w:r>
-        <w:rPr>
-          <w:rStyle w:val="VerbatimChar"/>
-        </w:rPr>
-        <w:t xml:space="preserve">  ✓ The product list re-orders into ascending alphabetical order by name (A → Z), matching the selected option.</w:t>
-      </w:r>
-      <w:r>
-        <w:br/>
-      </w:r>
-      <w:r>
-        <w:rPr>
-          <w:rStyle w:val="VerbatimChar"/>
-        </w:rPr>
-        <w:t xml:space="preserve">  ✓ The Sort dropdown still shows "Name (A to Z)" — the selected sort option is retained after the list re-orders.</w:t>
-      </w:r>
-      <w:r>
-        <w:br/>
-      </w:r>
-      <w:r>
-        <w:rPr>
-          <w:rStyle w:val="VerbatimChar"/>
-        </w:rPr>
-        <w:t xml:space="preserve">  ✓ Each product's name, image and price are unchanged — only the display order changed, not the products themselves.</w:t>
-      </w:r>
-      <w:r>
-        <w:br/>
-      </w:r>
-      <w:r>
-        <w:rPr>
-          <w:rStyle w:val="VerbatimChar"/>
-        </w:rPr>
-        <w:t xml:space="preserve">  ✓ The shopping cart contents and item count are preserved — sorting the list does not modify the cart.</w:t>
-      </w:r>
-      <w:r>
-        <w:br/>
-      </w:r>
-      <w:r>
-        <w:rPr>
-          <w:rStyle w:val="VerbatimChar"/>
-        </w:rPr>
-        <w:t xml:space="preserve">Test Data: sort dropdown: Name (A to Z)</w:t>
+          <w:rStyle w:val="FunctionTok"/>
+        </w:rPr>
+        <w:t xml:space="preserve">expect</w:t>
+      </w:r>
+      <w:r>
+        <w:rPr>
+          <w:rStyle w:val="NormalTok"/>
+        </w:rPr>
+        <w:t xml:space="preserve">(_ordered0)</w:t>
+      </w:r>
+      <w:r>
+        <w:rPr>
+          <w:rStyle w:val="OperatorTok"/>
+        </w:rPr>
+        <w:t xml:space="preserve">.</w:t>
+      </w:r>
+      <w:r>
+        <w:rPr>
+          <w:rStyle w:val="FunctionTok"/>
+        </w:rPr>
+        <w:t xml:space="preserve">toEqual</w:t>
+      </w:r>
+      <w:r>
+        <w:rPr>
+          <w:rStyle w:val="NormalTok"/>
+        </w:rPr>
+        <w:t xml:space="preserve">([</w:t>
+      </w:r>
+      <w:r>
+        <w:rPr>
+          <w:rStyle w:val="OperatorTok"/>
+        </w:rPr>
+        <w:t xml:space="preserve">...</w:t>
+      </w:r>
+      <w:r>
+        <w:rPr>
+          <w:rStyle w:val="NormalTok"/>
+        </w:rPr>
+        <w:t xml:space="preserve">_ordered0]</w:t>
+      </w:r>
+      <w:r>
+        <w:rPr>
+          <w:rStyle w:val="OperatorTok"/>
+        </w:rPr>
+        <w:t xml:space="preserve">.</w:t>
+      </w:r>
+      <w:r>
+        <w:rPr>
+          <w:rStyle w:val="FunctionTok"/>
+        </w:rPr>
+        <w:t xml:space="preserve">sort</w:t>
+      </w:r>
+      <w:r>
+        <w:rPr>
+          <w:rStyle w:val="NormalTok"/>
+        </w:rPr>
+        <w:t xml:space="preserve">((x</w:t>
+      </w:r>
+      <w:r>
+        <w:rPr>
+          <w:rStyle w:val="OperatorTok"/>
+        </w:rPr>
+        <w:t xml:space="preserve">,</w:t>
+      </w:r>
+      <w:r>
+        <w:rPr>
+          <w:rStyle w:val="NormalTok"/>
+        </w:rPr>
+        <w:t xml:space="preserve"> y) </w:t>
+      </w:r>
+      <w:r>
+        <w:rPr>
+          <w:rStyle w:val="KeywordTok"/>
+        </w:rPr>
+        <w:t xml:space="preserve">=&gt;</w:t>
+      </w:r>
+      <w:r>
+        <w:rPr>
+          <w:rStyle w:val="NormalTok"/>
+        </w:rPr>
+        <w:t xml:space="preserve"> x</w:t>
+      </w:r>
+      <w:r>
+        <w:rPr>
+          <w:rStyle w:val="OperatorTok"/>
+        </w:rPr>
+        <w:t xml:space="preserve">.</w:t>
+      </w:r>
+      <w:r>
+        <w:rPr>
+          <w:rStyle w:val="FunctionTok"/>
+        </w:rPr>
+        <w:t xml:space="preserve">localeCompare</w:t>
+      </w:r>
+      <w:r>
+        <w:rPr>
+          <w:rStyle w:val="NormalTok"/>
+        </w:rPr>
+        <w:t xml:space="preserve">(y)))</w:t>
+      </w:r>
+      <w:r>
+        <w:rPr>
+          <w:rStyle w:val="OperatorTok"/>
+        </w:rPr>
+        <w:t xml:space="preserve">;</w:t>
       </w:r>
     </w:p>
     <w:p>
@@ -1490,58 +2414,33 @@
       </w:pPr>
       <w:r>
         <w:rPr>
-          <w:bCs/>
-          <w:b/>
-        </w:rPr>
-        <w:t xml:space="preserve">Zero-regression check</w:t>
-      </w:r>
-      <w:r>
-        <w:t xml:space="preserve"> </w:t>
-      </w:r>
-      <w:r>
-        <w:t xml:space="preserve">(same run): a non-authored scenario (</w:t>
-      </w:r>
-      <w:r>
-        <w:rPr>
-          <w:rStyle w:val="VerbatimChar"/>
-        </w:rPr>
-        <w:t xml:space="preserve">search-pos-match</w:t>
-      </w:r>
-      <w:r>
-        <w:t xml:space="preserve">) is</w:t>
-      </w:r>
-      <w:r>
-        <w:t xml:space="preserve"> </w:t>
-      </w:r>
-      <w:r>
-        <w:t xml:space="preserve">byte-identical between</w:t>
-      </w:r>
-      <w:r>
-        <w:t xml:space="preserve"> </w:t>
-      </w:r>
-      <w:r>
-        <w:rPr>
-          <w:rStyle w:val="VerbatimChar"/>
-        </w:rPr>
-        <w:t xml:space="preserve">node</w:t>
-      </w:r>
-      <w:r>
-        <w:t xml:space="preserve"> </w:t>
-      </w:r>
-      <w:r>
-        <w:t xml:space="preserve">and projection —</w:t>
-      </w:r>
-      <w:r>
-        <w:t xml:space="preserve"> </w:t>
-      </w:r>
-      <w:r>
-        <w:rPr>
-          <w:rStyle w:val="VerbatimChar"/>
-        </w:rPr>
-        <w:t xml:space="preserve">steps unchanged=true, expected unchanged=true</w:t>
-      </w:r>
-      <w:r>
-        <w:t xml:space="preserve">.</w:t>
+          <w:rStyle w:val="VerbatimChar"/>
+        </w:rPr>
+        <w:t xml:space="preserve">direction=descending</w:t>
+      </w:r>
+      <w:r>
+        <w:t xml:space="preserve"> </w:t>
+      </w:r>
+      <w:r>
+        <w:t xml:space="preserve">flips the comparator to</w:t>
+      </w:r>
+      <w:r>
+        <w:t xml:space="preserve"> </w:t>
+      </w:r>
+      <w:r>
+        <w:rPr>
+          <w:rStyle w:val="VerbatimChar"/>
+        </w:rPr>
+        <w:t xml:space="preserve">(x, y) =&gt; y.localeCompare(x)</w:t>
+      </w:r>
+      <w:r>
+        <w:t xml:space="preserve">. The proof asserts</w:t>
+      </w:r>
+      <w:r>
+        <w:t xml:space="preserve"> </w:t>
+      </w:r>
+      <w:r>
+        <w:t xml:space="preserve">the lines are present and fails loudly if the type is ever dropped again.</w:t>
       </w:r>
     </w:p>
     <w:p>
@@ -1551,8 +2450,9 @@
         </w:pict>
       </w:r>
     </w:p>
-    <w:bookmarkEnd w:id="26"/>
-    <w:bookmarkStart w:id="29" w:name="validation"/>
+    <w:bookmarkEnd w:id="28"/>
+    <w:bookmarkEnd w:id="29"/>
+    <w:bookmarkStart w:id="32" w:name="validation"/>
     <w:p>
       <w:pPr>
         <w:pStyle w:val="Heading2"/>
@@ -1607,7 +2507,7 @@
         <w:pStyle w:val="Compact"/>
       </w:pPr>
       <w:r>
-        <w:t xml:space="preserve">Proof harness — reproduces BEFORE (broken) and AFTER (correct) plus the zero-regression check.</w:t>
+        <w:t xml:space="preserve">Two proof harnesses — manual before/after + zero-regression, and Script-Gen ordering emission.</w:t>
       </w:r>
     </w:p>
     <w:p>
@@ -1661,36 +2561,6 @@
         <w:rPr>
           <w:rStyle w:val="VerbatimChar"/>
         </w:rPr>
-        <w:t xml:space="preserve">scenario-graph-provider</w:t>
-      </w:r>
-      <w:r>
-        <w:t xml:space="preserve"> </w:t>
-      </w:r>
-      <w:r>
-        <w:t xml:space="preserve">12,</w:t>
-      </w:r>
-      <w:r>
-        <w:t xml:space="preserve"> </w:t>
-      </w:r>
-      <w:r>
-        <w:rPr>
-          <w:rStyle w:val="VerbatimChar"/>
-        </w:rPr>
-        <w:t xml:space="preserve">scenario-renderer</w:t>
-      </w:r>
-      <w:r>
-        <w:t xml:space="preserve"> </w:t>
-      </w:r>
-      <w:r>
-        <w:t xml:space="preserve">14,</w:t>
-      </w:r>
-      <w:r>
-        <w:t xml:space="preserve"> </w:t>
-      </w:r>
-      <w:r>
-        <w:rPr>
-          <w:rStyle w:val="VerbatimChar"/>
-        </w:rPr>
         <w:t xml:space="preserve">scenario-builder</w:t>
       </w:r>
       <w:r>
@@ -1802,7 +2672,52 @@
         <w:t xml:space="preserve"> </w:t>
       </w:r>
       <w:r>
-        <w:t xml:space="preserve">29 …).</w:t>
+        <w:t xml:space="preserve">29,</w:t>
+      </w:r>
+      <w:r>
+        <w:t xml:space="preserve"> </w:t>
+      </w:r>
+      <w:r>
+        <w:rPr>
+          <w:rStyle w:val="VerbatimChar"/>
+        </w:rPr>
+        <w:t xml:space="preserve">feature-grounding-engine</w:t>
+      </w:r>
+      <w:r>
+        <w:t xml:space="preserve"> </w:t>
+      </w:r>
+      <w:r>
+        <w:t xml:space="preserve">/</w:t>
+      </w:r>
+      <w:r>
+        <w:t xml:space="preserve"> </w:t>
+      </w:r>
+      <w:r>
+        <w:rPr>
+          <w:rStyle w:val="VerbatimChar"/>
+        </w:rPr>
+        <w:t xml:space="preserve">expected-result-validator</w:t>
+      </w:r>
+      <w:r>
+        <w:t xml:space="preserve"> </w:t>
+      </w:r>
+      <w:r>
+        <w:t xml:space="preserve">/</w:t>
+      </w:r>
+      <w:r>
+        <w:t xml:space="preserve"> </w:t>
+      </w:r>
+      <w:r>
+        <w:rPr>
+          <w:rStyle w:val="VerbatimChar"/>
+        </w:rPr>
+        <w:t xml:space="preserve">intent-step-generator</w:t>
+      </w:r>
+      <w:r>
+        <w:t xml:space="preserve"> </w:t>
+      </w:r>
+      <w:r>
+        <w:t xml:space="preserve">…).</w:t>
       </w:r>
     </w:p>
     <w:p>
@@ -1814,49 +2729,7 @@
         <w:pStyle w:val="Compact"/>
       </w:pPr>
       <w:r>
-        <w:t xml:space="preserve">KB invariants:</w:t>
-      </w:r>
-      <w:r>
-        <w:t xml:space="preserve"> </w:t>
-      </w:r>
-      <w:r>
-        <w:rPr>
-          <w:rStyle w:val="VerbatimChar"/>
-        </w:rPr>
-        <w:t xml:space="preserve">qa-knowledge-actions-invariant</w:t>
-      </w:r>
-      <w:r>
-        <w:t xml:space="preserve"> </w:t>
-      </w:r>
-      <w:r>
-        <w:t xml:space="preserve">/</w:t>
-      </w:r>
-      <w:r>
-        <w:t xml:space="preserve"> </w:t>
-      </w:r>
-      <w:r>
-        <w:rPr>
-          <w:rStyle w:val="VerbatimChar"/>
-        </w:rPr>
-        <w:t xml:space="preserve">qa-knowledge-assertions-invariant</w:t>
-      </w:r>
-      <w:r>
-        <w:t xml:space="preserve"> </w:t>
-      </w:r>
-      <w:r>
-        <w:t xml:space="preserve">— the</w:t>
-      </w:r>
-      <w:r>
-        <w:t xml:space="preserve"> </w:t>
-      </w:r>
-      <w:r>
-        <w:rPr>
-          <w:rStyle w:val="VerbatimChar"/>
-        </w:rPr>
-        <w:t xml:space="preserve">afterAction</w:t>
-      </w:r>
-      <w:r>
-        <w:t xml:space="preserve">-links-a-real-action-id invariant</w:t>
+        <w:t xml:space="preserve">KB invariants: the frozen-grammar test</w:t>
       </w:r>
       <w:r>
         <w:t xml:space="preserve"> </w:t>
@@ -1866,75 +2739,13 @@
           <w:bCs/>
           <w:b/>
         </w:rPr>
-        <w:t xml:space="preserve">(F)</w:t>
-      </w:r>
-      <w:r>
-        <w:t xml:space="preserve"> </w:t>
-      </w:r>
-      <w:r>
-        <w:t xml:space="preserve">passes for the sort scenario, confirming</w:t>
-      </w:r>
-      <w:r>
-        <w:t xml:space="preserve"> </w:t>
-      </w:r>
-      <w:r>
-        <w:rPr>
-          <w:rStyle w:val="VerbatimChar"/>
-        </w:rPr>
-        <w:t xml:space="preserve">search-pos-sort.select.sort_dropdown</w:t>
-      </w:r>
-      <w:r>
-        <w:t xml:space="preserve"> </w:t>
-      </w:r>
-      <w:r>
-        <w:t xml:space="preserve">matches its materialized action id.</w:t>
-      </w:r>
-    </w:p>
-    <w:bookmarkStart w:id="27" w:name="Xe3504c45626bb5fb1554f0a1d21e1a2b91e01ba"/>
-    <w:p>
-      <w:pPr>
-        <w:pStyle w:val="Heading3"/>
-      </w:pPr>
-      <w:r>
-        <w:t xml:space="preserve">Deliberate ratchet update (reviewed, not a silent break)</w:t>
-      </w:r>
-    </w:p>
-    <w:p>
-      <w:pPr>
-        <w:pStyle w:val="FirstParagraph"/>
-      </w:pPr>
-      <w:r>
-        <w:t xml:space="preserve">Sprint 2D installed a guard:</w:t>
-      </w:r>
-      <w:r>
-        <w:t xml:space="preserve"> </w:t>
-      </w:r>
-      <w:r>
-        <w:t xml:space="preserve">“</w:t>
-      </w:r>
-      <w:r>
-        <w:t xml:space="preserve">no non-authentication module may author action/assertion templates</w:t>
-      </w:r>
-      <w:r>
-        <w:t xml:space="preserve"> </w:t>
-      </w:r>
-      <w:r>
-        <w:t xml:space="preserve">until auth is 100%.</w:t>
-      </w:r>
-      <w:r>
-        <w:t xml:space="preserve">”</w:t>
-      </w:r>
-      <w:r>
-        <w:t xml:space="preserve"> </w:t>
-      </w:r>
-      <w:r>
-        <w:t xml:space="preserve">This sprint deliberately authors ONE search-category scenario, so both</w:t>
-      </w:r>
-      <w:r>
-        <w:t xml:space="preserve"> </w:t>
-      </w:r>
-      <w:r>
-        <w:t xml:space="preserve">guards were updated with an</w:t>
+        <w:t xml:space="preserve">(B)</w:t>
+      </w:r>
+      <w:r>
+        <w:t xml:space="preserve"> </w:t>
+      </w:r>
+      <w:r>
+        <w:t xml:space="preserve">now enumerates</w:t>
       </w:r>
       <w:r>
         <w:t xml:space="preserve"> </w:t>
@@ -1944,6 +2755,145 @@
           <w:bCs/>
           <w:b/>
         </w:rPr>
+        <w:t xml:space="preserve">12</w:t>
+      </w:r>
+      <w:r>
+        <w:t xml:space="preserve"> </w:t>
+      </w:r>
+      <w:r>
+        <w:rPr>
+          <w:rStyle w:val="VerbatimChar"/>
+        </w:rPr>
+        <w:t xml:space="preserve">AssertionType</w:t>
+      </w:r>
+      <w:r>
+        <w:t xml:space="preserve"> </w:t>
+      </w:r>
+      <w:r>
+        <w:t xml:space="preserve">values</w:t>
+      </w:r>
+      <w:r>
+        <w:t xml:space="preserve"> </w:t>
+      </w:r>
+      <w:r>
+        <w:t xml:space="preserve">(adds</w:t>
+      </w:r>
+      <w:r>
+        <w:t xml:space="preserve"> </w:t>
+      </w:r>
+      <w:r>
+        <w:rPr>
+          <w:rStyle w:val="VerbatimChar"/>
+        </w:rPr>
+        <w:t xml:space="preserve">ordered</w:t>
+      </w:r>
+      <w:r>
+        <w:t xml:space="preserve">); the</w:t>
+      </w:r>
+      <w:r>
+        <w:t xml:space="preserve"> </w:t>
+      </w:r>
+      <w:r>
+        <w:rPr>
+          <w:rStyle w:val="VerbatimChar"/>
+        </w:rPr>
+        <w:t xml:space="preserve">afterAction</w:t>
+      </w:r>
+      <w:r>
+        <w:t xml:space="preserve">-links-a-real-action-id invariant</w:t>
+      </w:r>
+      <w:r>
+        <w:t xml:space="preserve"> </w:t>
+      </w:r>
+      <w:r>
+        <w:rPr>
+          <w:bCs/>
+          <w:b/>
+        </w:rPr>
+        <w:t xml:space="preserve">(F)</w:t>
+      </w:r>
+      <w:r>
+        <w:t xml:space="preserve"> </w:t>
+      </w:r>
+      <w:r>
+        <w:t xml:space="preserve">passes for the sort</w:t>
+      </w:r>
+      <w:r>
+        <w:t xml:space="preserve"> </w:t>
+      </w:r>
+      <w:r>
+        <w:t xml:space="preserve">scenario, confirming</w:t>
+      </w:r>
+      <w:r>
+        <w:t xml:space="preserve"> </w:t>
+      </w:r>
+      <w:r>
+        <w:rPr>
+          <w:rStyle w:val="VerbatimChar"/>
+        </w:rPr>
+        <w:t xml:space="preserve">search-pos-sort.select.sort_dropdown</w:t>
+      </w:r>
+      <w:r>
+        <w:t xml:space="preserve"> </w:t>
+      </w:r>
+      <w:r>
+        <w:t xml:space="preserve">matches its materialized action id.</w:t>
+      </w:r>
+    </w:p>
+    <w:bookmarkStart w:id="30" w:name="Xe3504c45626bb5fb1554f0a1d21e1a2b91e01ba"/>
+    <w:p>
+      <w:pPr>
+        <w:pStyle w:val="Heading3"/>
+      </w:pPr>
+      <w:r>
+        <w:t xml:space="preserve">Deliberate ratchet update (reviewed, not a silent break)</w:t>
+      </w:r>
+    </w:p>
+    <w:p>
+      <w:pPr>
+        <w:pStyle w:val="FirstParagraph"/>
+      </w:pPr>
+      <w:r>
+        <w:t xml:space="preserve">Sprint 2D installed a guard:</w:t>
+      </w:r>
+      <w:r>
+        <w:t xml:space="preserve"> </w:t>
+      </w:r>
+      <w:r>
+        <w:t xml:space="preserve">“</w:t>
+      </w:r>
+      <w:r>
+        <w:t xml:space="preserve">no non-authentication module may author action/assertion templates</w:t>
+      </w:r>
+      <w:r>
+        <w:t xml:space="preserve"> </w:t>
+      </w:r>
+      <w:r>
+        <w:t xml:space="preserve">until auth is 100%.</w:t>
+      </w:r>
+      <w:r>
+        <w:t xml:space="preserve">”</w:t>
+      </w:r>
+      <w:r>
+        <w:t xml:space="preserve"> </w:t>
+      </w:r>
+      <w:r>
+        <w:t xml:space="preserve">This sprint deliberately authors ONE search-category scenario, so both</w:t>
+      </w:r>
+      <w:r>
+        <w:t xml:space="preserve"> </w:t>
+      </w:r>
+      <w:r>
+        <w:t xml:space="preserve">guards were updated with an</w:t>
+      </w:r>
+      <w:r>
+        <w:t xml:space="preserve"> </w:t>
+      </w:r>
+      <w:r>
+        <w:rPr>
+          <w:bCs/>
+          <w:b/>
+        </w:rPr>
         <w:t xml:space="preserve">explicit, commented allow-list</w:t>
       </w:r>
       <w:r>
@@ -1974,8 +2924,8 @@
         <w:t xml:space="preserve">enforced.</w:t>
       </w:r>
     </w:p>
-    <w:bookmarkEnd w:id="27"/>
-    <w:bookmarkStart w:id="28" w:name="Xe4c9987382fdaa6b031ddb6c0c36f989fa1062a"/>
+    <w:bookmarkEnd w:id="30"/>
+    <w:bookmarkStart w:id="31" w:name="Xe4c9987382fdaa6b031ddb6c0c36f989fa1062a"/>
     <w:p>
       <w:pPr>
         <w:pStyle w:val="Heading3"/>
@@ -2038,15 +2988,15 @@
         </w:pict>
       </w:r>
     </w:p>
-    <w:bookmarkEnd w:id="28"/>
-    <w:bookmarkEnd w:id="29"/>
-    <w:bookmarkStart w:id="30" w:name="X9985f25517c9d2235fb02572a9cc9e7302b6101"/>
+    <w:bookmarkEnd w:id="31"/>
+    <w:bookmarkEnd w:id="32"/>
+    <w:bookmarkStart w:id="33" w:name="X4aedc5df3042739e00d52e05af9a7448ab27c64"/>
     <w:p>
       <w:pPr>
         <w:pStyle w:val="Heading2"/>
       </w:pPr>
       <w:r>
-        <w:t xml:space="preserve">5. Honest gap — automated ordering has no assertion primitive yet</w:t>
+        <w:t xml:space="preserve">5. Honest gap — ordering comparator is lexical for now</w:t>
       </w:r>
     </w:p>
     <w:p>
@@ -2054,56 +3004,7 @@
         <w:pStyle w:val="FirstParagraph"/>
       </w:pPr>
       <w:r>
-        <w:t xml:space="preserve">The manual view tells the</w:t>
-      </w:r>
-      <w:r>
-        <w:t xml:space="preserve"> </w:t>
-      </w:r>
-      <w:r>
-        <w:rPr>
-          <w:iCs/>
-          <w:i/>
-        </w:rPr>
-        <w:t xml:space="preserve">full</w:t>
-      </w:r>
-      <w:r>
-        <w:t xml:space="preserve"> </w:t>
-      </w:r>
-      <w:r>
-        <w:t xml:space="preserve">truth via</w:t>
-      </w:r>
-      <w:r>
-        <w:t xml:space="preserve"> </w:t>
-      </w:r>
-      <w:r>
-        <w:rPr>
-          <w:rStyle w:val="VerbatimChar"/>
-        </w:rPr>
-        <w:t xml:space="preserve">observable</w:t>
-      </w:r>
-      <w:r>
-        <w:t xml:space="preserve"> </w:t>
-      </w:r>
-      <w:r>
-        <w:t xml:space="preserve">(</w:t>
-      </w:r>
-      <w:r>
-        <w:t xml:space="preserve">“</w:t>
-      </w:r>
-      <w:r>
-        <w:t xml:space="preserve">re-orders into ascending alphabetical</w:t>
-      </w:r>
-      <w:r>
-        <w:t xml:space="preserve"> </w:t>
-      </w:r>
-      <w:r>
-        <w:t xml:space="preserve">order</w:t>
-      </w:r>
-      <w:r>
-        <w:t xml:space="preserve">”</w:t>
-      </w:r>
-      <w:r>
-        <w:t xml:space="preserve">). The machine view cannot yet</w:t>
+        <w:t xml:space="preserve">Ordering is now</w:t>
       </w:r>
       <w:r>
         <w:t xml:space="preserve"> </w:t>
@@ -2113,81 +3014,16 @@
           <w:bCs/>
           <w:b/>
         </w:rPr>
-        <w:t xml:space="preserve">verify ordering</w:t>
-      </w:r>
-      <w:r>
-        <w:t xml:space="preserve">: the frozen</w:t>
-      </w:r>
-      <w:r>
-        <w:t xml:space="preserve"> </w:t>
-      </w:r>
-      <w:r>
-        <w:rPr>
-          <w:rStyle w:val="VerbatimChar"/>
-        </w:rPr>
-        <w:t xml:space="preserve">AssertionType</w:t>
-      </w:r>
-      <w:r>
-        <w:t xml:space="preserve"> </w:t>
-      </w:r>
-      <w:r>
-        <w:t xml:space="preserve">vocabulary</w:t>
-      </w:r>
-      <w:r>
-        <w:t xml:space="preserve"> </w:t>
-      </w:r>
-      <w:r>
-        <w:t xml:space="preserve">has no</w:t>
-      </w:r>
-      <w:r>
-        <w:t xml:space="preserve"> </w:t>
-      </w:r>
-      <w:r>
-        <w:rPr>
-          <w:rStyle w:val="VerbatimChar"/>
-        </w:rPr>
-        <w:t xml:space="preserve">ordered</w:t>
-      </w:r>
-      <w:r>
-        <w:t xml:space="preserve"> </w:t>
-      </w:r>
-      <w:r>
-        <w:t xml:space="preserve">primitive, so Script Gen currently asserts the closest checkable property</w:t>
-      </w:r>
-      <w:r>
-        <w:t xml:space="preserve"> </w:t>
-      </w:r>
-      <w:r>
-        <w:t xml:space="preserve">(</w:t>
-      </w:r>
-      <w:r>
-        <w:rPr>
-          <w:rStyle w:val="VerbatimChar"/>
-        </w:rPr>
-        <w:t xml:space="preserve">visible product_list</w:t>
-      </w:r>
-      <w:r>
-        <w:t xml:space="preserve">) and the ordering intent lives only in the human</w:t>
-      </w:r>
-      <w:r>
-        <w:t xml:space="preserve"> </w:t>
-      </w:r>
-      <w:r>
-        <w:rPr>
-          <w:rStyle w:val="VerbatimChar"/>
-        </w:rPr>
-        <w:t xml:space="preserve">observable</w:t>
-      </w:r>
-      <w:r>
-        <w:t xml:space="preserve">.</w:t>
-      </w:r>
-    </w:p>
-    <w:p>
-      <w:pPr>
-        <w:pStyle w:val="BodyText"/>
-      </w:pPr>
-      <w:r>
-        <w:t xml:space="preserve">This is a clearly-scoped follow-up:</w:t>
+        <w:t xml:space="preserve">verified</w:t>
+      </w:r>
+      <w:r>
+        <w:t xml:space="preserve">, not just described, in both views. The one remaining scoped item:</w:t>
+      </w:r>
+      <w:r>
+        <w:t xml:space="preserve"> </w:t>
+      </w:r>
+      <w:r>
+        <w:t xml:space="preserve">the Script-Gen comparator is</w:t>
       </w:r>
       <w:r>
         <w:t xml:space="preserve"> </w:t>
@@ -2197,19 +3033,55 @@
           <w:bCs/>
           <w:b/>
         </w:rPr>
-        <w:t xml:space="preserve">add an ordering assertion primitive</w:t>
-      </w:r>
-      <w:r>
-        <w:t xml:space="preserve"> </w:t>
-      </w:r>
-      <w:r>
-        <w:t xml:space="preserve">so Script Gen can</w:t>
-      </w:r>
-      <w:r>
-        <w:t xml:space="preserve"> </w:t>
-      </w:r>
-      <w:r>
-        <w:t xml:space="preserve">verify the sequence, not just the presence, of the list. This is internal engineering backlog —</w:t>
+        <w:t xml:space="preserve">lexical</w:t>
+      </w:r>
+      <w:r>
+        <w:t xml:space="preserve"> </w:t>
+      </w:r>
+      <w:r>
+        <w:t xml:space="preserve">(</w:t>
+      </w:r>
+      <w:r>
+        <w:rPr>
+          <w:rStyle w:val="VerbatimChar"/>
+        </w:rPr>
+        <w:t xml:space="preserve">localeCompare</w:t>
+      </w:r>
+      <w:r>
+        <w:t xml:space="preserve">), which is correct for textual</w:t>
+      </w:r>
+      <w:r>
+        <w:t xml:space="preserve"> </w:t>
+      </w:r>
+      <w:r>
+        <w:t xml:space="preserve">dimensions like</w:t>
+      </w:r>
+      <w:r>
+        <w:t xml:space="preserve"> </w:t>
+      </w:r>
+      <w:r>
+        <w:rPr>
+          <w:rStyle w:val="VerbatimChar"/>
+        </w:rPr>
+        <w:t xml:space="preserve">name</w:t>
+      </w:r>
+      <w:r>
+        <w:t xml:space="preserve">. A numeric dimension (e.g. </w:t>
+      </w:r>
+      <w:r>
+        <w:rPr>
+          <w:rStyle w:val="VerbatimChar"/>
+        </w:rPr>
+        <w:t xml:space="preserve">price</w:t>
+      </w:r>
+      <w:r>
+        <w:t xml:space="preserve">) needs a numeric comparator. No such</w:t>
+      </w:r>
+      <w:r>
+        <w:t xml:space="preserve"> </w:t>
+      </w:r>
+      <w:r>
+        <w:t xml:space="preserve">scenario is authored yet, so this is deliberately deferred — internal engineering backlog,</w:t>
       </w:r>
       <w:r>
         <w:t xml:space="preserve"> </w:t>
@@ -2225,7 +3097,34 @@
         <w:t xml:space="preserve"> </w:t>
       </w:r>
       <w:r>
-        <w:t xml:space="preserve">a customer-facing placeholder or TODO. Nothing degraded ships to a customer.</w:t>
+        <w:t xml:space="preserve">a customer-facing placeholder or TODO, and nothing degraded ships. When a numeric ordering</w:t>
+      </w:r>
+      <w:r>
+        <w:t xml:space="preserve"> </w:t>
+      </w:r>
+      <w:r>
+        <w:t xml:space="preserve">scenario is authored, the comparator selection keys off</w:t>
+      </w:r>
+      <w:r>
+        <w:t xml:space="preserve"> </w:t>
+      </w:r>
+      <w:r>
+        <w:rPr>
+          <w:rStyle w:val="VerbatimChar"/>
+        </w:rPr>
+        <w:t xml:space="preserve">orderBy</w:t>
+      </w:r>
+      <w:r>
+        <w:t xml:space="preserve"> </w:t>
+      </w:r>
+      <w:r>
+        <w:t xml:space="preserve">/ a dimension hint; the semantic</w:t>
+      </w:r>
+      <w:r>
+        <w:t xml:space="preserve"> </w:t>
+      </w:r>
+      <w:r>
+        <w:t xml:space="preserve">model already carries enough to make that choice.</w:t>
       </w:r>
     </w:p>
     <w:p>
@@ -2235,8 +3134,8 @@
         </w:pict>
       </w:r>
     </w:p>
-    <w:bookmarkEnd w:id="30"/>
-    <w:bookmarkStart w:id="31" w:name="scope-boundaries-as-agreed"/>
+    <w:bookmarkEnd w:id="33"/>
+    <w:bookmarkStart w:id="34" w:name="scope-boundaries-as-agreed"/>
     <w:p>
       <w:pPr>
         <w:pStyle w:val="Heading2"/>
@@ -2380,19 +3279,19 @@
           <w:bCs/>
           <w:b/>
         </w:rPr>
-        <w:t xml:space="preserve">Script generation is untouched.</w:t>
-      </w:r>
-      <w:r>
-        <w:t xml:space="preserve"> </w:t>
-      </w:r>
-      <w:r>
-        <w:t xml:space="preserve">Only the manual renderer changed. Both adapters still read</w:t>
-      </w:r>
-      <w:r>
-        <w:t xml:space="preserve"> </w:t>
-      </w:r>
-      <w:r>
-        <w:t xml:space="preserve">the one graph.</w:t>
+        <w:t xml:space="preserve">The canonical model stays neutral.</w:t>
+      </w:r>
+      <w:r>
+        <w:t xml:space="preserve"> </w:t>
+      </w:r>
+      <w:r>
+        <w:t xml:space="preserve">No renderer wording lives in the graph; adding a new</w:t>
+      </w:r>
+      <w:r>
+        <w:t xml:space="preserve"> </w:t>
+      </w:r>
+      <w:r>
+        <w:t xml:space="preserve">view (BDD, Java, Python …) never requires touching the model.</w:t>
       </w:r>
     </w:p>
     <w:p>
@@ -2457,8 +3356,8 @@
         </w:pict>
       </w:r>
     </w:p>
-    <w:bookmarkEnd w:id="31"/>
-    <w:bookmarkStart w:id="32" w:name="X7f788b65e24f8c0483c03cecabf5b526ebc4eb1"/>
+    <w:bookmarkEnd w:id="34"/>
+    <w:bookmarkStart w:id="35" w:name="X7f788b65e24f8c0483c03cecabf5b526ebc4eb1"/>
     <w:p>
       <w:pPr>
         <w:pStyle w:val="Heading2"/>
@@ -2536,49 +3435,32 @@
         <w:t xml:space="preserve">assertionTemplate</w:t>
       </w:r>
       <w:r>
-        <w:t xml:space="preserve"> </w:t>
-      </w:r>
-      <w:r>
-        <w:t xml:space="preserve">with</w:t>
-      </w:r>
-      <w:r>
-        <w:t xml:space="preserve"> </w:t>
-      </w:r>
-      <w:r>
-        <w:rPr>
-          <w:rStyle w:val="VerbatimChar"/>
-        </w:rPr>
-        <w:t xml:space="preserve">description</w:t>
-      </w:r>
-      <w:r>
-        <w:t xml:space="preserve"> </w:t>
-      </w:r>
-      <w:r>
-        <w:t xml:space="preserve">/</w:t>
-      </w:r>
-      <w:r>
-        <w:t xml:space="preserve"> </w:t>
-      </w:r>
-      <w:r>
-        <w:rPr>
-          <w:rStyle w:val="VerbatimChar"/>
-        </w:rPr>
-        <w:t xml:space="preserve">observable</w:t>
-      </w:r>
-      <w:r>
-        <w:t xml:space="preserve">. Both the manual and script views render it</w:t>
-      </w:r>
-      <w:r>
-        <w:t xml:space="preserve"> </w:t>
-      </w:r>
-      <w:r>
-        <w:t xml:space="preserve">automatically from the one source. Each new capability should be authored, reviewed on ONE</w:t>
-      </w:r>
-      <w:r>
-        <w:t xml:space="preserve"> </w:t>
-      </w:r>
-      <w:r>
-        <w:t xml:space="preserve">scenario end-to-end (as done here), then expanded.</w:t>
+        <w:t xml:space="preserve">, all</w:t>
+      </w:r>
+      <w:r>
+        <w:t xml:space="preserve"> </w:t>
+      </w:r>
+      <w:r>
+        <w:rPr>
+          <w:bCs/>
+          <w:b/>
+        </w:rPr>
+        <w:t xml:space="preserve">semantic</w:t>
+      </w:r>
+      <w:r>
+        <w:t xml:space="preserve">, no prose. Every renderer (manual, BDD, Playwright, Java,</w:t>
+      </w:r>
+      <w:r>
+        <w:t xml:space="preserve"> </w:t>
+      </w:r>
+      <w:r>
+        <w:t xml:space="preserve">Python, Coverage, RTM, Executive-Summary) derives its own wording from the one source. Each new</w:t>
+      </w:r>
+      <w:r>
+        <w:t xml:space="preserve"> </w:t>
+      </w:r>
+      <w:r>
+        <w:t xml:space="preserve">capability should be authored, reviewed on ONE scenario end-to-end (as done here), then expanded.</w:t>
       </w:r>
     </w:p>
     <w:p>
@@ -2588,8 +3470,8 @@
         </w:pict>
       </w:r>
     </w:p>
-    <w:bookmarkEnd w:id="32"/>
-    <w:bookmarkStart w:id="33" w:name="files-changed"/>
+    <w:bookmarkEnd w:id="35"/>
+    <w:bookmarkStart w:id="36" w:name="files-changed"/>
     <w:p>
       <w:pPr>
         <w:pStyle w:val="Heading2"/>
@@ -2661,19 +3543,16 @@
               <w:jc w:val="left"/>
             </w:pPr>
             <w:r>
-              <w:t xml:space="preserve">+optional</w:t>
-            </w:r>
-            <w:r>
-              <w:t xml:space="preserve"> </w:t>
-            </w:r>
-            <w:r>
               <w:rPr>
                 <w:rStyle w:val="VerbatimChar"/>
               </w:rPr>
-              <w:t xml:space="preserve">ScenarioAction.description</w:t>
-            </w:r>
-            <w:r>
-              <w:t xml:space="preserve">,</w:t>
+              <w:t xml:space="preserve">ScenarioAction</w:t>
+            </w:r>
+            <w:r>
+              <w:t xml:space="preserve"> </w:t>
+            </w:r>
+            <w:r>
+              <w:t xml:space="preserve">stays purely semantic (no prose);</w:t>
             </w:r>
             <w:r>
               <w:t xml:space="preserve"> </w:t>
@@ -2682,7 +3561,97 @@
               <w:rPr>
                 <w:rStyle w:val="VerbatimChar"/>
               </w:rPr>
-              <w:t xml:space="preserve">ScenarioAssertion.observable</w:t>
+              <w:t xml:space="preserve">AssertionType</w:t>
+            </w:r>
+            <w:r>
+              <w:t xml:space="preserve"> </w:t>
+            </w:r>
+            <w:r>
+              <w:t xml:space="preserve">+=</w:t>
+            </w:r>
+            <w:r>
+              <w:t xml:space="preserve"> </w:t>
+            </w:r>
+            <w:r>
+              <w:rPr>
+                <w:rStyle w:val="VerbatimChar"/>
+              </w:rPr>
+              <w:t xml:space="preserve">ordered</w:t>
+            </w:r>
+            <w:r>
+              <w:t xml:space="preserve">;</w:t>
+            </w:r>
+            <w:r>
+              <w:t xml:space="preserve"> </w:t>
+            </w:r>
+            <w:r>
+              <w:rPr>
+                <w:rStyle w:val="VerbatimChar"/>
+              </w:rPr>
+              <w:t xml:space="preserve">ScenarioAssertion</w:t>
+            </w:r>
+            <w:r>
+              <w:t xml:space="preserve"> </w:t>
+            </w:r>
+            <w:r>
+              <w:t xml:space="preserve">+=</w:t>
+            </w:r>
+            <w:r>
+              <w:t xml:space="preserve"> </w:t>
+            </w:r>
+            <w:r>
+              <w:rPr>
+                <w:rStyle w:val="VerbatimChar"/>
+              </w:rPr>
+              <w:t xml:space="preserve">collection</w:t>
+            </w:r>
+            <w:r>
+              <w:t xml:space="preserve"> </w:t>
+            </w:r>
+            <w:r>
+              <w:t xml:space="preserve">/</w:t>
+            </w:r>
+            <w:r>
+              <w:t xml:space="preserve"> </w:t>
+            </w:r>
+            <w:r>
+              <w:rPr>
+                <w:rStyle w:val="VerbatimChar"/>
+              </w:rPr>
+              <w:t xml:space="preserve">direction</w:t>
+            </w:r>
+            <w:r>
+              <w:t xml:space="preserve"> </w:t>
+            </w:r>
+            <w:r>
+              <w:t xml:space="preserve">/</w:t>
+            </w:r>
+            <w:r>
+              <w:t xml:space="preserve"> </w:t>
+            </w:r>
+            <w:r>
+              <w:rPr>
+                <w:rStyle w:val="VerbatimChar"/>
+              </w:rPr>
+              <w:t xml:space="preserve">orderBy</w:t>
+            </w:r>
+            <w:r>
+              <w:t xml:space="preserve">;</w:t>
+            </w:r>
+            <w:r>
+              <w:t xml:space="preserve"> </w:t>
+            </w:r>
+            <w:r>
+              <w:rPr>
+                <w:rStyle w:val="VerbatimChar"/>
+              </w:rPr>
+              <w:t xml:space="preserve">OrderDirection</w:t>
+            </w:r>
+            <w:r>
+              <w:t xml:space="preserve"> </w:t>
+            </w:r>
+            <w:r>
+              <w:t xml:space="preserve">type</w:t>
             </w:r>
           </w:p>
         </w:tc>
@@ -2711,7 +3680,7 @@
               <w:jc w:val="left"/>
             </w:pPr>
             <w:r>
-              <w:t xml:space="preserve">+template fields; authored</w:t>
+              <w:t xml:space="preserve">template interfaces mirror the neutral model; authored</w:t>
             </w:r>
             <w:r>
               <w:t xml:space="preserve"> </w:t>
@@ -2726,7 +3695,22 @@
               <w:t xml:space="preserve"> </w:t>
             </w:r>
             <w:r>
-              <w:t xml:space="preserve">(Sorting)</w:t>
+              <w:t xml:space="preserve">(Sorting) with an</w:t>
+            </w:r>
+            <w:r>
+              <w:t xml:space="preserve"> </w:t>
+            </w:r>
+            <w:r>
+              <w:rPr>
+                <w:rStyle w:val="VerbatimChar"/>
+              </w:rPr>
+              <w:t xml:space="preserve">ordered</w:t>
+            </w:r>
+            <w:r>
+              <w:t xml:space="preserve"> </w:t>
+            </w:r>
+            <w:r>
+              <w:t xml:space="preserve">assertion, no prose</w:t>
             </w:r>
           </w:p>
         </w:tc>
@@ -2755,37 +3739,7 @@
               <w:jc w:val="left"/>
             </w:pPr>
             <w:r>
-              <w:t xml:space="preserve">thread</w:t>
-            </w:r>
-            <w:r>
-              <w:t xml:space="preserve"> </w:t>
-            </w:r>
-            <w:r>
-              <w:rPr>
-                <w:rStyle w:val="VerbatimChar"/>
-              </w:rPr>
-              <w:t xml:space="preserve">description</w:t>
-            </w:r>
-            <w:r>
-              <w:t xml:space="preserve"> </w:t>
-            </w:r>
-            <w:r>
-              <w:t xml:space="preserve">/</w:t>
-            </w:r>
-            <w:r>
-              <w:t xml:space="preserve"> </w:t>
-            </w:r>
-            <w:r>
-              <w:rPr>
-                <w:rStyle w:val="VerbatimChar"/>
-              </w:rPr>
-              <w:t xml:space="preserve">observable</w:t>
-            </w:r>
-            <w:r>
-              <w:t xml:space="preserve"> </w:t>
-            </w:r>
-            <w:r>
-              <w:t xml:space="preserve">through materializers</w:t>
+              <w:t xml:space="preserve">materializers thread the semantic ordering fields (no prose fields)</w:t>
             </w:r>
           </w:p>
         </w:tc>
@@ -2824,7 +3778,22 @@
               <w:t xml:space="preserve"> </w:t>
             </w:r>
             <w:r>
-              <w:t xml:space="preserve">pure projection: canonical actions/assertions → manual columns</w:t>
+              <w:t xml:space="preserve">pure renderer: derives all wording from semantics, incl. the</w:t>
+            </w:r>
+            <w:r>
+              <w:t xml:space="preserve"> </w:t>
+            </w:r>
+            <w:r>
+              <w:rPr>
+                <w:rStyle w:val="VerbatimChar"/>
+              </w:rPr>
+              <w:t xml:space="preserve">ordered</w:t>
+            </w:r>
+            <w:r>
+              <w:t xml:space="preserve"> </w:t>
+            </w:r>
+            <w:r>
+              <w:t xml:space="preserve">sentence</w:t>
             </w:r>
           </w:p>
         </w:tc>
@@ -2879,7 +3848,7 @@
               <w:rPr>
                 <w:rStyle w:val="VerbatimChar"/>
               </w:rPr>
-              <w:t xml:space="preserve">tests/unit/qa-knowledge-actions-invariant.test.ts</w:t>
+              <w:t xml:space="preserve">src/script-gen/script-gen-engine.ts</w:t>
             </w:r>
           </w:p>
         </w:tc>
@@ -2891,7 +3860,31 @@
               <w:jc w:val="left"/>
             </w:pPr>
             <w:r>
-              <w:t xml:space="preserve">ratchet allow-list (reviewed)</w:t>
+              <w:rPr>
+                <w:rStyle w:val="VerbatimChar"/>
+              </w:rPr>
+              <w:t xml:space="preserve">emitGraphAssertionLines</w:t>
+            </w:r>
+            <w:r>
+              <w:t xml:space="preserve"> </w:t>
+            </w:r>
+            <w:r>
+              <w:t xml:space="preserve">handles</w:t>
+            </w:r>
+            <w:r>
+              <w:t xml:space="preserve"> </w:t>
+            </w:r>
+            <w:r>
+              <w:rPr>
+                <w:rStyle w:val="VerbatimChar"/>
+              </w:rPr>
+              <w:t xml:space="preserve">ordered</w:t>
+            </w:r>
+            <w:r>
+              <w:t xml:space="preserve"> </w:t>
+            </w:r>
+            <w:r>
+              <w:t xml:space="preserve">with a real Playwright ordering check (no silent drop)</w:t>
             </w:r>
           </w:p>
         </w:tc>
@@ -2908,7 +3901,7 @@
               <w:rPr>
                 <w:rStyle w:val="VerbatimChar"/>
               </w:rPr>
-              <w:t xml:space="preserve">tests/unit/qa-knowledge-assertions-invariant.test.ts</w:t>
+              <w:t xml:space="preserve">tests/unit/qa-knowledge-actions-invariant.test.ts</w:t>
             </w:r>
           </w:p>
         </w:tc>
@@ -2937,7 +3930,7 @@
               <w:rPr>
                 <w:rStyle w:val="VerbatimChar"/>
               </w:rPr>
-              <w:t xml:space="preserve">scripts/canonical-render-proof.ts</w:t>
+              <w:t xml:space="preserve">tests/unit/qa-knowledge-assertions-invariant.test.ts</w:t>
             </w:r>
           </w:p>
         </w:tc>
@@ -2949,6 +3942,35 @@
               <w:jc w:val="left"/>
             </w:pPr>
             <w:r>
+              <w:t xml:space="preserve">ratchet allow-list; frozen-grammar test now enumerates 12 types</w:t>
+            </w:r>
+          </w:p>
+        </w:tc>
+      </w:tr>
+      <w:tr>
+        <w:tc>
+          <w:tcPr/>
+          <w:p>
+            <w:pPr>
+              <w:pStyle w:val="Compact"/>
+              <w:jc w:val="left"/>
+            </w:pPr>
+            <w:r>
+              <w:rPr>
+                <w:rStyle w:val="VerbatimChar"/>
+              </w:rPr>
+              <w:t xml:space="preserve">scripts/canonical-render-proof.ts</w:t>
+            </w:r>
+          </w:p>
+        </w:tc>
+        <w:tc>
+          <w:tcPr/>
+          <w:p>
+            <w:pPr>
+              <w:pStyle w:val="Compact"/>
+              <w:jc w:val="left"/>
+            </w:pPr>
+            <w:r>
               <w:rPr>
                 <w:bCs/>
                 <w:b/>
@@ -2959,14 +3981,53 @@
               <w:t xml:space="preserve"> </w:t>
             </w:r>
             <w:r>
-              <w:t xml:space="preserve">before/after + zero-regression proof harness</w:t>
+              <w:t xml:space="preserve">manual before/after + zero-regression proof harness</w:t>
+            </w:r>
+          </w:p>
+        </w:tc>
+      </w:tr>
+      <w:tr>
+        <w:tc>
+          <w:tcPr/>
+          <w:p>
+            <w:pPr>
+              <w:pStyle w:val="Compact"/>
+              <w:jc w:val="left"/>
+            </w:pPr>
+            <w:r>
+              <w:rPr>
+                <w:rStyle w:val="VerbatimChar"/>
+              </w:rPr>
+              <w:t xml:space="preserve">scripts/canonical-ordered-scriptgen-proof.ts</w:t>
+            </w:r>
+          </w:p>
+        </w:tc>
+        <w:tc>
+          <w:tcPr/>
+          <w:p>
+            <w:pPr>
+              <w:pStyle w:val="Compact"/>
+              <w:jc w:val="left"/>
+            </w:pPr>
+            <w:r>
+              <w:rPr>
+                <w:bCs/>
+                <w:b/>
+              </w:rPr>
+              <w:t xml:space="preserve">NEW</w:t>
+            </w:r>
+            <w:r>
+              <w:t xml:space="preserve"> </w:t>
+            </w:r>
+            <w:r>
+              <w:t xml:space="preserve">Script-Gen ordering-emission proof harness</w:t>
             </w:r>
           </w:p>
         </w:tc>
       </w:tr>
     </w:tbl>
-    <w:bookmarkEnd w:id="33"/>
-    <w:bookmarkEnd w:id="34"/>
+    <w:bookmarkEnd w:id="36"/>
+    <w:bookmarkEnd w:id="37"/>
     <w:sectPr/>
   </w:body>
 </w:document>
